--- a/klagomål/A 57459-2025 FSC-klagomål.docx
+++ b/klagomål/A 57459-2025 FSC-klagomål.docx
@@ -662,7 +662,7 @@
     <w:r>
       <w:tab/>
       <w:tab/>
-      <w:t>2025-11-21</w:t>
+      <w:t>2025-11-22</w:t>
       <w:br/>
       <w:br/>
     </w:r>

--- a/klagomål/A 57459-2025 FSC-klagomål.docx
+++ b/klagomål/A 57459-2025 FSC-klagomål.docx
@@ -662,7 +662,7 @@
     <w:r>
       <w:tab/>
       <w:tab/>
-      <w:t>2025-11-22</w:t>
+      <w:t>2025-11-23</w:t>
       <w:br/>
       <w:br/>
     </w:r>

--- a/klagomål/A 57459-2025 FSC-klagomål.docx
+++ b/klagomål/A 57459-2025 FSC-klagomål.docx
@@ -662,7 +662,7 @@
     <w:r>
       <w:tab/>
       <w:tab/>
-      <w:t>2025-11-23</w:t>
+      <w:t>2025-11-24</w:t>
       <w:br/>
       <w:br/>
     </w:r>

--- a/klagomål/A 57459-2025 FSC-klagomål.docx
+++ b/klagomål/A 57459-2025 FSC-klagomål.docx
@@ -662,7 +662,7 @@
     <w:r>
       <w:tab/>
       <w:tab/>
-      <w:t>2025-11-24</w:t>
+      <w:t>2025-11-25</w:t>
       <w:br/>
       <w:br/>
     </w:r>

--- a/klagomål/A 57459-2025 FSC-klagomål.docx
+++ b/klagomål/A 57459-2025 FSC-klagomål.docx
@@ -662,7 +662,7 @@
     <w:r>
       <w:tab/>
       <w:tab/>
-      <w:t>2025-11-25</w:t>
+      <w:t>2025-11-26</w:t>
       <w:br/>
       <w:br/>
     </w:r>

--- a/klagomål/A 57459-2025 FSC-klagomål.docx
+++ b/klagomål/A 57459-2025 FSC-klagomål.docx
@@ -662,7 +662,7 @@
     <w:r>
       <w:tab/>
       <w:tab/>
-      <w:t>2025-11-26</w:t>
+      <w:t>2025-11-27</w:t>
       <w:br/>
       <w:br/>
     </w:r>

--- a/klagomål/A 57459-2025 FSC-klagomål.docx
+++ b/klagomål/A 57459-2025 FSC-klagomål.docx
@@ -662,7 +662,7 @@
     <w:r>
       <w:tab/>
       <w:tab/>
-      <w:t>2025-11-27</w:t>
+      <w:t>2025-11-28</w:t>
       <w:br/>
       <w:br/>
     </w:r>

--- a/klagomål/A 57459-2025 FSC-klagomål.docx
+++ b/klagomål/A 57459-2025 FSC-klagomål.docx
@@ -662,7 +662,7 @@
     <w:r>
       <w:tab/>
       <w:tab/>
-      <w:t>2025-11-28</w:t>
+      <w:t>2025-11-29</w:t>
       <w:br/>
       <w:br/>
     </w:r>

--- a/klagomål/A 57459-2025 FSC-klagomål.docx
+++ b/klagomål/A 57459-2025 FSC-klagomål.docx
@@ -662,7 +662,7 @@
     <w:r>
       <w:tab/>
       <w:tab/>
-      <w:t>2025-11-29</w:t>
+      <w:t>2025-11-30</w:t>
       <w:br/>
       <w:br/>
     </w:r>

--- a/klagomål/A 57459-2025 FSC-klagomål.docx
+++ b/klagomål/A 57459-2025 FSC-klagomål.docx
@@ -662,7 +662,7 @@
     <w:r>
       <w:tab/>
       <w:tab/>
-      <w:t>2025-11-30</w:t>
+      <w:t>2025-12-01</w:t>
       <w:br/>
       <w:br/>
     </w:r>

--- a/klagomål/A 57459-2025 FSC-klagomål.docx
+++ b/klagomål/A 57459-2025 FSC-klagomål.docx
@@ -662,7 +662,7 @@
     <w:r>
       <w:tab/>
       <w:tab/>
-      <w:t>2025-12-01</w:t>
+      <w:t>2025-12-02</w:t>
       <w:br/>
       <w:br/>
     </w:r>

--- a/klagomål/A 57459-2025 FSC-klagomål.docx
+++ b/klagomål/A 57459-2025 FSC-klagomål.docx
@@ -662,7 +662,7 @@
     <w:r>
       <w:tab/>
       <w:tab/>
-      <w:t>2025-12-02</w:t>
+      <w:t>2025-12-03</w:t>
       <w:br/>
       <w:br/>
     </w:r>

--- a/klagomål/A 57459-2025 FSC-klagomål.docx
+++ b/klagomål/A 57459-2025 FSC-klagomål.docx
@@ -662,7 +662,7 @@
     <w:r>
       <w:tab/>
       <w:tab/>
-      <w:t>2025-12-03</w:t>
+      <w:t>2025-12-04</w:t>
       <w:br/>
       <w:br/>
     </w:r>

--- a/klagomål/A 57459-2025 FSC-klagomål.docx
+++ b/klagomål/A 57459-2025 FSC-klagomål.docx
@@ -662,7 +662,7 @@
     <w:r>
       <w:tab/>
       <w:tab/>
-      <w:t>2025-12-04</w:t>
+      <w:t>2025-12-05</w:t>
       <w:br/>
       <w:br/>
     </w:r>

--- a/klagomål/A 57459-2025 FSC-klagomål.docx
+++ b/klagomål/A 57459-2025 FSC-klagomål.docx
@@ -662,7 +662,7 @@
     <w:r>
       <w:tab/>
       <w:tab/>
-      <w:t>2025-12-05</w:t>
+      <w:t>2025-12-06</w:t>
       <w:br/>
       <w:br/>
     </w:r>

--- a/klagomål/A 57459-2025 FSC-klagomål.docx
+++ b/klagomål/A 57459-2025 FSC-klagomål.docx
@@ -662,7 +662,7 @@
     <w:r>
       <w:tab/>
       <w:tab/>
-      <w:t>2025-12-06</w:t>
+      <w:t>2025-12-07</w:t>
       <w:br/>
       <w:br/>
     </w:r>

--- a/klagomål/A 57459-2025 FSC-klagomål.docx
+++ b/klagomål/A 57459-2025 FSC-klagomål.docx
@@ -662,7 +662,7 @@
     <w:r>
       <w:tab/>
       <w:tab/>
-      <w:t>2025-12-07</w:t>
+      <w:t>2025-12-08</w:t>
       <w:br/>
       <w:br/>
     </w:r>

--- a/klagomål/A 57459-2025 FSC-klagomål.docx
+++ b/klagomål/A 57459-2025 FSC-klagomål.docx
@@ -662,7 +662,7 @@
     <w:r>
       <w:tab/>
       <w:tab/>
-      <w:t>2025-12-08</w:t>
+      <w:t>2025-12-09</w:t>
       <w:br/>
       <w:br/>
     </w:r>

--- a/klagomål/A 57459-2025 FSC-klagomål.docx
+++ b/klagomål/A 57459-2025 FSC-klagomål.docx
@@ -662,7 +662,7 @@
     <w:r>
       <w:tab/>
       <w:tab/>
-      <w:t>2025-12-09</w:t>
+      <w:t>2025-12-10</w:t>
       <w:br/>
       <w:br/>
     </w:r>

--- a/klagomål/A 57459-2025 FSC-klagomål.docx
+++ b/klagomål/A 57459-2025 FSC-klagomål.docx
@@ -662,7 +662,7 @@
     <w:r>
       <w:tab/>
       <w:tab/>
-      <w:t>2025-12-10</w:t>
+      <w:t>2025-12-11</w:t>
       <w:br/>
       <w:br/>
     </w:r>

--- a/klagomål/A 57459-2025 FSC-klagomål.docx
+++ b/klagomål/A 57459-2025 FSC-klagomål.docx
@@ -662,7 +662,7 @@
     <w:r>
       <w:tab/>
       <w:tab/>
-      <w:t>2025-12-11</w:t>
+      <w:t>2025-12-12</w:t>
       <w:br/>
       <w:br/>
     </w:r>

--- a/klagomål/A 57459-2025 FSC-klagomål.docx
+++ b/klagomål/A 57459-2025 FSC-klagomål.docx
@@ -662,7 +662,7 @@
     <w:r>
       <w:tab/>
       <w:tab/>
-      <w:t>2025-12-12</w:t>
+      <w:t>2025-12-13</w:t>
       <w:br/>
       <w:br/>
     </w:r>

--- a/klagomål/A 57459-2025 FSC-klagomål.docx
+++ b/klagomål/A 57459-2025 FSC-klagomål.docx
@@ -662,7 +662,7 @@
     <w:r>
       <w:tab/>
       <w:tab/>
-      <w:t>2025-12-19</w:t>
+      <w:t>2025-12-20</w:t>
       <w:br/>
       <w:br/>
     </w:r>

--- a/klagomål/A 57459-2025 FSC-klagomål.docx
+++ b/klagomål/A 57459-2025 FSC-klagomål.docx
@@ -662,7 +662,7 @@
     <w:r>
       <w:tab/>
       <w:tab/>
-      <w:t>2025-12-20</w:t>
+      <w:t>2025-12-21</w:t>
       <w:br/>
       <w:br/>
     </w:r>

--- a/klagomål/A 57459-2025 FSC-klagomål.docx
+++ b/klagomål/A 57459-2025 FSC-klagomål.docx
@@ -662,7 +662,7 @@
     <w:r>
       <w:tab/>
       <w:tab/>
-      <w:t>2025-12-21</w:t>
+      <w:t>2025-12-22</w:t>
       <w:br/>
       <w:br/>
     </w:r>

--- a/klagomål/A 57459-2025 FSC-klagomål.docx
+++ b/klagomål/A 57459-2025 FSC-klagomål.docx
@@ -662,7 +662,7 @@
     <w:r>
       <w:tab/>
       <w:tab/>
-      <w:t>2025-12-22</w:t>
+      <w:t>2025-12-26</w:t>
       <w:br/>
       <w:br/>
     </w:r>

--- a/klagomål/A 57459-2025 FSC-klagomål.docx
+++ b/klagomål/A 57459-2025 FSC-klagomål.docx
@@ -662,7 +662,7 @@
     <w:r>
       <w:tab/>
       <w:tab/>
-      <w:t>2026-01-03</w:t>
+      <w:t>2026-01-04</w:t>
       <w:br/>
       <w:br/>
     </w:r>

--- a/klagomål/A 57459-2025 FSC-klagomål.docx
+++ b/klagomål/A 57459-2025 FSC-klagomål.docx
@@ -662,7 +662,7 @@
     <w:r>
       <w:tab/>
       <w:tab/>
-      <w:t>2026-01-07</w:t>
+      <w:t>2026-01-08</w:t>
       <w:br/>
       <w:br/>
     </w:r>

--- a/klagomål/A 57459-2025 FSC-klagomål.docx
+++ b/klagomål/A 57459-2025 FSC-klagomål.docx
@@ -662,7 +662,7 @@
     <w:r>
       <w:tab/>
       <w:tab/>
-      <w:t>2026-01-08</w:t>
+      <w:t>2026-01-09</w:t>
       <w:br/>
       <w:br/>
     </w:r>

--- a/klagomål/A 57459-2025 FSC-klagomål.docx
+++ b/klagomål/A 57459-2025 FSC-klagomål.docx
@@ -662,7 +662,7 @@
     <w:r>
       <w:tab/>
       <w:tab/>
-      <w:t>2026-01-09</w:t>
+      <w:t>2026-01-10</w:t>
       <w:br/>
       <w:br/>
     </w:r>

--- a/klagomål/A 57459-2025 FSC-klagomål.docx
+++ b/klagomål/A 57459-2025 FSC-klagomål.docx
@@ -662,7 +662,7 @@
     <w:r>
       <w:tab/>
       <w:tab/>
-      <w:t>2026-01-10</w:t>
+      <w:t>2026-01-11</w:t>
       <w:br/>
       <w:br/>
     </w:r>

--- a/klagomål/A 57459-2025 FSC-klagomål.docx
+++ b/klagomål/A 57459-2025 FSC-klagomål.docx
@@ -662,7 +662,7 @@
     <w:r>
       <w:tab/>
       <w:tab/>
-      <w:t>2026-01-11</w:t>
+      <w:t>2026-01-12</w:t>
       <w:br/>
       <w:br/>
     </w:r>

--- a/klagomål/A 57459-2025 FSC-klagomål.docx
+++ b/klagomål/A 57459-2025 FSC-klagomål.docx
@@ -662,7 +662,7 @@
     <w:r>
       <w:tab/>
       <w:tab/>
-      <w:t>2026-01-12</w:t>
+      <w:t>2026-01-13</w:t>
       <w:br/>
       <w:br/>
     </w:r>

--- a/klagomål/A 57459-2025 FSC-klagomål.docx
+++ b/klagomål/A 57459-2025 FSC-klagomål.docx
@@ -662,7 +662,7 @@
     <w:r>
       <w:tab/>
       <w:tab/>
-      <w:t>2026-01-13</w:t>
+      <w:t>2026-01-14</w:t>
       <w:br/>
       <w:br/>
     </w:r>

--- a/klagomål/A 57459-2025 FSC-klagomål.docx
+++ b/klagomål/A 57459-2025 FSC-klagomål.docx
@@ -662,7 +662,7 @@
     <w:r>
       <w:tab/>
       <w:tab/>
-      <w:t>2026-01-14</w:t>
+      <w:t>2026-01-15</w:t>
       <w:br/>
       <w:br/>
     </w:r>

--- a/klagomål/A 57459-2025 FSC-klagomål.docx
+++ b/klagomål/A 57459-2025 FSC-klagomål.docx
@@ -662,7 +662,7 @@
     <w:r>
       <w:tab/>
       <w:tab/>
-      <w:t>2026-01-15</w:t>
+      <w:t>2026-01-16</w:t>
       <w:br/>
       <w:br/>
     </w:r>

--- a/klagomål/A 57459-2025 FSC-klagomål.docx
+++ b/klagomål/A 57459-2025 FSC-klagomål.docx
@@ -662,7 +662,7 @@
     <w:r>
       <w:tab/>
       <w:tab/>
-      <w:t>2026-01-16</w:t>
+      <w:t>2026-01-17</w:t>
       <w:br/>
       <w:br/>
     </w:r>

--- a/klagomål/A 57459-2025 FSC-klagomål.docx
+++ b/klagomål/A 57459-2025 FSC-klagomål.docx
@@ -662,7 +662,7 @@
     <w:r>
       <w:tab/>
       <w:tab/>
-      <w:t>2026-01-17</w:t>
+      <w:t>2026-01-18</w:t>
       <w:br/>
       <w:br/>
     </w:r>

--- a/klagomål/A 57459-2025 FSC-klagomål.docx
+++ b/klagomål/A 57459-2025 FSC-klagomål.docx
@@ -662,7 +662,7 @@
     <w:r>
       <w:tab/>
       <w:tab/>
-      <w:t>2026-01-18</w:t>
+      <w:t>2026-01-19</w:t>
       <w:br/>
       <w:br/>
     </w:r>

--- a/klagomål/A 57459-2025 FSC-klagomål.docx
+++ b/klagomål/A 57459-2025 FSC-klagomål.docx
@@ -662,7 +662,7 @@
     <w:r>
       <w:tab/>
       <w:tab/>
-      <w:t>2026-01-19</w:t>
+      <w:t>2026-01-20</w:t>
       <w:br/>
       <w:br/>
     </w:r>

--- a/klagomål/A 57459-2025 FSC-klagomål.docx
+++ b/klagomål/A 57459-2025 FSC-klagomål.docx
@@ -662,7 +662,7 @@
     <w:r>
       <w:tab/>
       <w:tab/>
-      <w:t>2026-01-20</w:t>
+      <w:t>2026-01-21</w:t>
       <w:br/>
       <w:br/>
     </w:r>

--- a/klagomål/A 57459-2025 FSC-klagomål.docx
+++ b/klagomål/A 57459-2025 FSC-klagomål.docx
@@ -662,7 +662,7 @@
     <w:r>
       <w:tab/>
       <w:tab/>
-      <w:t>2026-01-21</w:t>
+      <w:t>2026-01-23</w:t>
       <w:br/>
       <w:br/>
     </w:r>

--- a/klagomål/A 57459-2025 FSC-klagomål.docx
+++ b/klagomål/A 57459-2025 FSC-klagomål.docx
@@ -662,7 +662,7 @@
     <w:r>
       <w:tab/>
       <w:tab/>
-      <w:t>2026-01-23</w:t>
+      <w:t>2026-01-24</w:t>
       <w:br/>
       <w:br/>
     </w:r>

--- a/klagomål/A 57459-2025 FSC-klagomål.docx
+++ b/klagomål/A 57459-2025 FSC-klagomål.docx
@@ -662,7 +662,7 @@
     <w:r>
       <w:tab/>
       <w:tab/>
-      <w:t>2026-01-24</w:t>
+      <w:t>2026-01-25</w:t>
       <w:br/>
       <w:br/>
     </w:r>

--- a/klagomål/A 57459-2025 FSC-klagomål.docx
+++ b/klagomål/A 57459-2025 FSC-klagomål.docx
@@ -662,7 +662,7 @@
     <w:r>
       <w:tab/>
       <w:tab/>
-      <w:t>2026-01-25</w:t>
+      <w:t>2026-01-26</w:t>
       <w:br/>
       <w:br/>
     </w:r>

--- a/klagomål/A 57459-2025 FSC-klagomål.docx
+++ b/klagomål/A 57459-2025 FSC-klagomål.docx
@@ -662,7 +662,7 @@
     <w:r>
       <w:tab/>
       <w:tab/>
-      <w:t>2026-01-26</w:t>
+      <w:t>2026-01-27</w:t>
       <w:br/>
       <w:br/>
     </w:r>

--- a/klagomål/A 57459-2025 FSC-klagomål.docx
+++ b/klagomål/A 57459-2025 FSC-klagomål.docx
@@ -662,7 +662,7 @@
     <w:r>
       <w:tab/>
       <w:tab/>
-      <w:t>2026-01-27</w:t>
+      <w:t>2026-01-28</w:t>
       <w:br/>
       <w:br/>
     </w:r>

--- a/klagomål/A 57459-2025 FSC-klagomål.docx
+++ b/klagomål/A 57459-2025 FSC-klagomål.docx
@@ -112,7 +112,7 @@
         <w:pStyle w:val="ListBullet"/>
       </w:pPr>
       <w:r>
-        <w:t>Om ett ombud (tex Norra skog eller Mellanskog) avverkningsanmäler en skog med naturvärden motsvarande nyckelbiotops kvalité men markägaren inte är FSC certifierad, bör du skicka in ett FSC kontrollerat virke klagomål. Då ska klagomålet skickas till ombudsföretaget.</w:t>
+        <w:t>Om ett ombud (tex Norra skog eller Mellanskog) avverkningsanmäler en skog med naturvärden motsvarande nyckelbiotops kvalitet men markägaren inte är FSC certifierad, bör du skicka in ett FSC kontrollerat virke klagomål. Då ska klagomålet skickas till ombudsföretaget.</w:t>
       </w:r>
     </w:p>
     <w:p>
@@ -254,7 +254,25 @@
         <w:t>Garnlav (NT)</w:t>
       </w:r>
       <w:r>
-        <w:t xml:space="preserve"> är en utpräglad barrskogsart som ibland kan drapera träden i norrländska grannaturskogar med hög luftfuktighet. Den förekommer även i talldominerade bestånd där den, förutom i trädens grenverk, påträffas hängande över ojämnheter i tallbarken. Arten har minskat starkt i södra och mellersta Sverige och den minskar även i sitt nordliga utbredningsområde. Orsaken till tillbakagången beror främst på slutavverkningar av naturskogsartade skogar. Bestånd med riklig förekomst bör regelmässigt sparas. Garnlav är värdväxt för den mycket sällsynta och akut hotade fjärilen barrskogslavfly (CR) som hör hemma i boreala barrskogar med riklig förekomst av värdväxten. Tidigare kunde arten konstateras årligen på flera platser vid Dala-Floda i Dalarna innan lokalerna kalavverkades. Senaste fyndet i landet av barrskogslavfly är från år 2000 då den påträffades vid Högberget i Sollefteå kommun (SLU Artdatabanken, 2024).</w:t>
+        <w:t xml:space="preserve"> är en utpräglad barrskogsart som ibland kan drapera träden i norrländska grannaturskogar med hög luftfuktighet. Den förekommer även i talldominerade bestånd där den, förutom i trädens grenverk, påträffas hängande över ojämnheter i tallbarken. Arten har minskat starkt i södra och mellersta Sverige och den minskar även i sitt nordliga utbredningsområde. Orsaken till tillbakagången beror främst på slutavverkningar av naturskogsartade skogar. Bestånd med riklig förekomst bör regelmässigt sparas. Garnlav är värdväxt för den mycket sällsynta och akut hotade fjärilen barrskogslavfly (CR) som hör hemma i boreala barrskogar med riklig förekomst av värdväxten. Tidigare kunde arten konstateras årligen på flera platser vid Dala-Floda i Dalarna innan lokalerna kalavverkades. Senaste fyndet i landet av barrskogslavfly är från år 2000 då den påträffades vid Högberget i Sollefteå kommun. Garnlav är typisk art för </w:t>
+      </w:r>
+      <w:r>
+        <w:rPr>
+          <w:i/>
+        </w:rPr>
+        <w:t xml:space="preserve">9010 Taiga </w:t>
+      </w:r>
+      <w:r>
+        <w:t>och</w:t>
+      </w:r>
+      <w:r>
+        <w:rPr>
+          <w:i/>
+        </w:rPr>
+        <w:t xml:space="preserve"> 9070 Trädklädd betesmark </w:t>
+      </w:r>
+      <w:r>
+        <w:t xml:space="preserve"> (SLU Artdatabanken, 2024).</w:t>
       </w:r>
     </w:p>
     <w:p>
@@ -662,7 +680,7 @@
     <w:r>
       <w:tab/>
       <w:tab/>
-      <w:t>2026-01-28</w:t>
+      <w:t>2026-01-29</w:t>
       <w:br/>
       <w:br/>
     </w:r>

--- a/klagomål/A 57459-2025 FSC-klagomål.docx
+++ b/klagomål/A 57459-2025 FSC-klagomål.docx
@@ -680,7 +680,7 @@
     <w:r>
       <w:tab/>
       <w:tab/>
-      <w:t>2026-01-29</w:t>
+      <w:t>2026-01-30</w:t>
       <w:br/>
       <w:br/>
     </w:r>

--- a/klagomål/A 57459-2025 FSC-klagomål.docx
+++ b/klagomål/A 57459-2025 FSC-klagomål.docx
@@ -680,7 +680,7 @@
     <w:r>
       <w:tab/>
       <w:tab/>
-      <w:t>2026-01-30</w:t>
+      <w:t>2026-01-31</w:t>
       <w:br/>
       <w:br/>
     </w:r>

--- a/klagomål/A 57459-2025 FSC-klagomål.docx
+++ b/klagomål/A 57459-2025 FSC-klagomål.docx
@@ -680,7 +680,7 @@
     <w:r>
       <w:tab/>
       <w:tab/>
-      <w:t>2026-06-15</w:t>
+      <w:t>2026-06-16</w:t>
       <w:br/>
       <w:br/>
     </w:r>

--- a/klagomål/A 57459-2025 FSC-klagomål.docx
+++ b/klagomål/A 57459-2025 FSC-klagomål.docx
@@ -680,7 +680,7 @@
     <w:r>
       <w:tab/>
       <w:tab/>
-      <w:t>2026-06-16</w:t>
+      <w:t>2026-06-17</w:t>
       <w:br/>
       <w:br/>
     </w:r>

--- a/klagomål/A 57459-2025 FSC-klagomål.docx
+++ b/klagomål/A 57459-2025 FSC-klagomål.docx
@@ -1,6 +1,6 @@
 
 <file path=word/document.xml><?xml version="1.0" encoding="utf-8"?>
-<w:document xmlns:wpc="http://schemas.microsoft.com/office/word/2010/wordprocessingCanvas" xmlns:cx="http://schemas.microsoft.com/office/drawing/2014/chartex" xmlns:cx1="http://schemas.microsoft.com/office/drawing/2015/9/8/chartex" xmlns:cx2="http://schemas.microsoft.com/office/drawing/2015/10/21/chartex" xmlns:cx3="http://schemas.microsoft.com/office/drawing/2016/5/9/chartex" xmlns:cx4="http://schemas.microsoft.com/office/drawing/2016/5/10/chartex" xmlns:cx5="http://schemas.microsoft.com/office/drawing/2016/5/11/chartex" xmlns:cx6="http://schemas.microsoft.com/office/drawing/2016/5/12/chartex" xmlns:cx7="http://schemas.microsoft.com/office/drawing/2016/5/13/chartex" xmlns:cx8="http://schemas.microsoft.com/office/drawing/2016/5/14/chartex" xmlns:mc="http://schemas.openxmlformats.org/markup-compatibility/2006" xmlns:aink="http://schemas.microsoft.com/office/drawing/2016/ink" xmlns:am3d="http://schemas.microsoft.com/office/drawing/2017/model3d" xmlns:o="urn:schemas-microsoft-com:office:office" xmlns:oel="http://schemas.microsoft.com/office/2019/extlst" xmlns:r="http://schemas.openxmlformats.org/officeDocument/2006/relationships" xmlns:m="http://schemas.openxmlformats.org/officeDocument/2006/math" xmlns:v="urn:schemas-microsoft-com:vml" xmlns:wp14="http://schemas.microsoft.com/office/word/2010/wordprocessingDrawing" xmlns:wp="http://schemas.openxmlformats.org/drawingml/2006/wordprocessingDrawing" xmlns:w10="urn:schemas-microsoft-com:office:word" xmlns:w="http://schemas.openxmlformats.org/wordprocessingml/2006/main" xmlns:w14="http://schemas.microsoft.com/office/word/2010/wordml" xmlns:w15="http://schemas.microsoft.com/office/word/2012/wordml" xmlns:w16cex="http://schemas.microsoft.com/office/word/2018/wordml/cex" xmlns:w16cid="http://schemas.microsoft.com/office/word/2016/wordml/cid" xmlns:w16="http://schemas.microsoft.com/office/word/2018/wordml" xmlns:w16sdtdh="http://schemas.microsoft.com/office/word/2020/wordml/sdtdatahash" xmlns:w16se="http://schemas.microsoft.com/office/word/2015/wordml/symex" xmlns:wpg="http://schemas.microsoft.com/office/word/2010/wordprocessingGroup" xmlns:wpi="http://schemas.microsoft.com/office/word/2010/wordprocessingInk" xmlns:wne="http://schemas.microsoft.com/office/word/2006/wordml" xmlns:wps="http://schemas.microsoft.com/office/word/2010/wordprocessingShape" mc:Ignorable="w14 w15 w16se w16cid w16 w16cex w16sdtdh wp14">
+<w:document xmlns:wpc="http://schemas.microsoft.com/office/word/2010/wordprocessingCanvas" xmlns:cx="http://schemas.microsoft.com/office/drawing/2014/chartex" xmlns:cx1="http://schemas.microsoft.com/office/drawing/2015/9/8/chartex" xmlns:cx2="http://schemas.microsoft.com/office/drawing/2015/10/21/chartex" xmlns:cx3="http://schemas.microsoft.com/office/drawing/2016/5/9/chartex" xmlns:cx4="http://schemas.microsoft.com/office/drawing/2016/5/10/chartex" xmlns:cx5="http://schemas.microsoft.com/office/drawing/2016/5/11/chartex" xmlns:cx6="http://schemas.microsoft.com/office/drawing/2016/5/12/chartex" xmlns:cx7="http://schemas.microsoft.com/office/drawing/2016/5/13/chartex" xmlns:cx8="http://schemas.microsoft.com/office/drawing/2016/5/14/chartex" xmlns:mc="http://schemas.openxmlformats.org/markup-compatibility/2006" xmlns:aink="http://schemas.microsoft.com/office/drawing/2016/ink" xmlns:am3d="http://schemas.microsoft.com/office/drawing/2017/model3d" xmlns:o="urn:schemas-microsoft-com:office:office" xmlns:oel="http://schemas.microsoft.com/office/2019/extlst" xmlns:r="http://schemas.openxmlformats.org/officeDocument/2006/relationships" xmlns:m="http://schemas.openxmlformats.org/officeDocument/2006/math" xmlns:v="urn:schemas-microsoft-com:vml" xmlns:wp14="http://schemas.microsoft.com/office/word/2010/wordprocessingDrawing" xmlns:wp="http://schemas.openxmlformats.org/drawingml/2006/wordprocessingDrawing" xmlns:w10="urn:schemas-microsoft-com:office:word" xmlns:w="http://schemas.openxmlformats.org/wordprocessingml/2006/main" xmlns:w14="http://schemas.microsoft.com/office/word/2010/wordml" xmlns:w15="http://schemas.microsoft.com/office/word/2012/wordml" xmlns:w16cex="http://schemas.microsoft.com/office/word/2018/wordml/cex" xmlns:w16cid="http://schemas.microsoft.com/office/word/2016/wordml/cid" xmlns:w16="http://schemas.microsoft.com/office/word/2018/wordml" xmlns:w16du="http://schemas.microsoft.com/office/word/2023/wordml/word16du" xmlns:w16sdtdh="http://schemas.microsoft.com/office/word/2020/wordml/sdtdatahash" xmlns:w16sdtfl="http://schemas.microsoft.com/office/word/2024/wordml/sdtformatlock" xmlns:w16se="http://schemas.microsoft.com/office/word/2015/wordml/symex" xmlns:wpg="http://schemas.microsoft.com/office/word/2010/wordprocessingGroup" xmlns:wpi="http://schemas.microsoft.com/office/word/2010/wordprocessingInk" xmlns:wne="http://schemas.microsoft.com/office/word/2006/wordml" xmlns:wps="http://schemas.microsoft.com/office/word/2010/wordprocessingShape" mc:Ignorable="w14 w15 w16se w16cid w16 w16cex w16sdtdh w16sdtfl w16du wp14">
   <w:body>
     <w:p>
       <w:r>
@@ -168,12 +168,12 @@
     </w:p>
     <w:p>
       <w:r>
-        <w:t>Detta dokument behandlar höga naturvärden i avverkningsanmälan A 57459-2025 i Strömsunds kommun. Denna avverkningsanmälan inkom 2025-11-19 12:45:56 och omfattar 7,8 ha.</w:t>
+        <w:t>Detta dokument behandlar höga naturvärden i avverkningsanmälan A 57459-2025 i Strömsunds kommun som inkom 2025-11-19 och omfattar 7,8 ha.</w:t>
       </w:r>
     </w:p>
     <w:p>
       <w:r>
-        <w:t>Nedan presenteras fynd av naturvårdsarter som gjorts i det avverkningsanmälda området, samt relevanta utdrag ur standarderna för FSC, Chain of Custody, Controlled Wood och PEFC.</w:t>
+        <w:t>Nedan presenteras fynd av naturvårdsarter som gjorts i det avverkningsanmälda området, samt relevanta utdrag ur standarderna för FSC, Chain of Custody, Controlled Wood och PEFC. I BILAGA 1 finns artfakta om rödlistade arter.</w:t>
       </w:r>
     </w:p>
     <w:p>
@@ -191,12 +191,15 @@
     </w:p>
     <w:p>
       <w:r>
-        <w:t>I avverkningsanmälan har följande 1 naturvårdsarter hittats: garnlav (NT). Av dessa är 1 rödlistade. För rödlistade arter har rödlistekategorin angivits inom parentes.</w:t>
+        <w:t>I och inom 22 meter från avverkningsanmälan har följande 7 naturvårdsarter hittats: blackticka (VU), garnlav (VU, T), lunglav (NT, T), skrovellav (NT, T), bårdlav (S, T), skinnlav (S, T) och stuplav (S, T). Av dessa är 4 rödlistade. För rödlistade arter har rödlistekategorin angivits inom parentes. Arter som är signalarter enligt Skogsstyrelsen har markerats med (S). Typiska arter inom Natura 2000 som är kopplade till skogsekosystem har markerats med (T).</w:t>
       </w:r>
     </w:p>
     <w:p>
       <w:r>
-        <w:t>De påträffade naturvårdsarterna är ett tydligt kvitto på att detta rör sig om en skog med höga naturvärden. I Figur 1 visas en karta över det avverkningsanmälda området, där samtliga fyndplatser för naturvårdsarter som finns registrerade på Artportalen har markerats.</w:t>
+        <w:t>De påträffade naturvårdsarterna är ett tydligt kvitto på att det rör sig om en skog med höga naturvärden.</w:t>
+      </w:r>
+      <w:r>
+        <w:t xml:space="preserve"> I Figur 1 visas fyndplatser för naturvårdsarter i området, som finns registrerade på Artportalen.</w:t>
       </w:r>
     </w:p>
     <w:p>
@@ -206,7 +209,7 @@
       <w:r>
         <w:drawing>
           <wp:inline xmlns:a="http://schemas.openxmlformats.org/drawingml/2006/main" xmlns:pic="http://schemas.openxmlformats.org/drawingml/2006/picture">
-            <wp:extent cx="5486400" cy="3915712"/>
+            <wp:extent cx="5486400" cy="5064079"/>
             <wp:docPr id="1" name="Picture 1"/>
             <wp:cNvGraphicFramePr>
               <a:graphicFrameLocks noChangeAspect="1"/>
@@ -227,7 +230,7 @@
                   <pic:spPr>
                     <a:xfrm>
                       <a:off x="0" y="0"/>
-                      <a:ext cx="5486400" cy="3915712"/>
+                      <a:ext cx="5486400" cy="5064079"/>
                     </a:xfrm>
                     <a:prstGeom prst="rect"/>
                   </pic:spPr>
@@ -241,9 +244,68 @@
     <w:p>
       <w:pPr>
         <w:pStyle w:val="Caption"/>
+        <w:spacing w:after="240"/>
       </w:pPr>
       <w:r>
-        <w:t>Figur 1. Fyndplatser för naturvårdsarter i det avverkningsanmälda området (röd linje). Markörer utan svart kant är placerade på fyndplatsen. Markörer med svart kant är placerade vid sidan av fyndplatsen och har ett svart streck som visar fyndplatsens exakta position. Kartans mittpunktskoordinat är N 7129313, E 526871 i SWEREF 99 TM.</w:t>
+        <w:t>Figur 1. Fyndplatser för naturvårdsarter i och inom 22 meter från avverkningsanmälan (röd linje). Markörer utan svart kant är placerade på fyndplatsen. Markörer med svart kant är placerade vid sidan av fyndplatsen och har ett svart streck som visar fyndplatsens exakta position. Kartans mittpunktskoordinat är N 7129313, E 526871 i SWEREF 99 TM.</w:t>
+      </w:r>
+    </w:p>
+    <w:p>
+      <w:r>
+        <w:rPr>
+          <w:b/>
+        </w:rPr>
+        <w:t>Blackticka (VU)</w:t>
+      </w:r>
+      <w:r>
+        <w:t>, rödlistad som sårbar, är en exklusiv svamp som signalerar fuktiga granskogar med mycket höga naturvärden. Den har klassificerats som en “urskogsindikator” och påträffas nästan enbart i urskogsartade barrnaturskogar med långvarig kontinuitet av grova lågor i olika nedbrytningsstadier. Skogsskötselåtgärder på eller i omedelbar närhet av lokalerna utgör ett hot och på lång sikt innebär fragmenteringen av skogslandskapet att artens förekomster isoleras vilket i sig utgör ett hot mot artens överlevnad. Fler skogar med blackticka måste skyddas (Nitare &amp; Skogsstyrelsen, 2019; SLU Artdatabanken, 2024).</w:t>
+      </w:r>
+    </w:p>
+    <w:p>
+      <w:r>
+        <w:rPr>
+          <w:b/>
+        </w:rPr>
+        <w:t>Bårdlav</w:t>
+      </w:r>
+      <w:r>
+        <w:t xml:space="preserve"> signalerar miljöer med höga naturvärden och på lokalerna finns vanligtvis många andra ovanliga och rödlistade arter. Den visar även på platser med hög och jämn luftfuktighet. På bårdlav och andra njurlavar (Nephroma) kan de sällsynta parasiterna </w:t>
+      </w:r>
+      <w:r>
+        <w:rPr>
+          <w:i/>
+        </w:rPr>
+        <w:t xml:space="preserve">Protounguicularia nephromatis </w:t>
+      </w:r>
+      <w:r>
+        <w:t xml:space="preserve">(VU) och </w:t>
+      </w:r>
+      <w:r>
+        <w:rPr>
+          <w:i/>
+        </w:rPr>
+        <w:t xml:space="preserve">Tremella nephromatis </w:t>
+      </w:r>
+      <w:r>
+        <w:t xml:space="preserve">(DD) påträffas. Bårdlav är typisk art för </w:t>
+      </w:r>
+      <w:r>
+        <w:rPr>
+          <w:i/>
+        </w:rPr>
+        <w:t xml:space="preserve">9010 Taiga, 9020 Nordlig ädellövskog, 9070 Trädklädd betesmark, 9110 Näringsfattig bokskog, 9160 Näringsrik ekskog, 9180 Ädellövskog i branter </w:t>
+      </w:r>
+      <w:r>
+        <w:t>och</w:t>
+      </w:r>
+      <w:r>
+        <w:rPr>
+          <w:i/>
+        </w:rPr>
+        <w:t xml:space="preserve"> 9190 Näringsfattig ekskog</w:t>
+      </w:r>
+      <w:r>
+        <w:t xml:space="preserve"> (SLU Artdatabanken, 2026; Nitare &amp; Skogsstyrelsen, 2019).</w:t>
       </w:r>
     </w:p>
     <w:p>
@@ -273,6 +335,194 @@
       </w:r>
       <w:r>
         <w:t xml:space="preserve"> (SLU Artdatabanken, 2026).</w:t>
+      </w:r>
+    </w:p>
+    <w:p>
+      <w:r>
+        <w:rPr>
+          <w:b/>
+        </w:rPr>
+        <w:t>Lunglav (NT)</w:t>
+      </w:r>
+      <w:r>
+        <w:t xml:space="preserve"> är en av vårt lands främsta signalarter som överallt indikerar gamla lövträd, skogsbestånd med höga naturvärden och ekosystem med långskoglig kontinuitet. Lokalt kan förekomsten vara mycket riklig men den hittas nästan enbart i gamla och ej slutavverkade skogar. Artens samtliga förekomster bör uppmärksammas från naturvårdssynpunkt, då många lokaler även hyser andra ovanliga och rödlistade arter. Rikliga förekomster bör skyddas med biotopskydd, frivilliga avsättningar eller reservat. På lunglav kan de sällsynta lavparasiterna lunglavshårprick (CR), </w:t>
+      </w:r>
+      <w:r>
+        <w:rPr>
+          <w:i/>
+        </w:rPr>
+        <w:t>Abrothallus diederichii</w:t>
+      </w:r>
+      <w:r>
+        <w:t xml:space="preserve"> (VU), </w:t>
+      </w:r>
+      <w:r>
+        <w:rPr>
+          <w:i/>
+        </w:rPr>
+        <w:t>Abrothallus lobariae</w:t>
+      </w:r>
+      <w:r>
+        <w:t xml:space="preserve"> (VU), </w:t>
+      </w:r>
+      <w:r>
+        <w:rPr>
+          <w:i/>
+        </w:rPr>
+        <w:t>Calycina lobariae</w:t>
+      </w:r>
+      <w:r>
+        <w:t xml:space="preserve"> (VU), lunglavsknapp (VU) och skrovelmössing (VU) påträffas. Lunglav är typisk art för </w:t>
+      </w:r>
+      <w:r>
+        <w:rPr>
+          <w:i/>
+        </w:rPr>
+        <w:t>9010 Taiga, 9020 Nordlig ädellövskog, 9110 Näringsfattig bokskog, 9130 Näringsrik bokskog, 9160 Näringsrik ekskog, 9180 Ädellövskog i branter, 9190 Näringsfattig ekskog, 9070 Trädklädd betesmark, 9040 Fjällbjörkskog</w:t>
+      </w:r>
+      <w:r>
+        <w:t xml:space="preserve"> och</w:t>
+      </w:r>
+      <w:r>
+        <w:rPr>
+          <w:i/>
+        </w:rPr>
+        <w:t xml:space="preserve"> 6530 Lövängar</w:t>
+      </w:r>
+      <w:r>
+        <w:t xml:space="preserve"> (SLU Artdatabanken, 2026; Nitare &amp; Skogsstyrelsen, 2019).</w:t>
+      </w:r>
+    </w:p>
+    <w:p>
+      <w:r>
+        <w:rPr>
+          <w:b/>
+        </w:rPr>
+        <w:t xml:space="preserve">Skinnlav </w:t>
+      </w:r>
+      <w:r>
+        <w:t xml:space="preserve">förekommer på diverse lövträd, främst på gammal asp och sälg. Den påträffas främst i områden med lång kontinuitet av grova lövträd och signalerar skogsmark med höga naturvärden. På lokalerna förekommer som regel ett flertal andra ovanliga eller rödlistade lavar. I likhet med gelélavarna, etablerar sig skinnlaven i skogsmark på grova aspar i sena lövsuccessioner. Skinnlav är typisk art för </w:t>
+      </w:r>
+      <w:r>
+        <w:rPr>
+          <w:i/>
+        </w:rPr>
+        <w:t xml:space="preserve">9010 Taiga, 9020 Nordlig ädellövskog </w:t>
+      </w:r>
+      <w:r>
+        <w:t xml:space="preserve">och </w:t>
+      </w:r>
+      <w:r>
+        <w:rPr>
+          <w:i/>
+        </w:rPr>
+        <w:t xml:space="preserve">9070 Trädklädd betesmark </w:t>
+      </w:r>
+      <w:r>
+        <w:t>(Nitare &amp; Skogsstyrelsen, 2019; SLU Artdatabanken, 2025).</w:t>
+      </w:r>
+    </w:p>
+    <w:p>
+      <w:r>
+        <w:rPr>
+          <w:b/>
+        </w:rPr>
+        <w:t>Skrovellav (NT)</w:t>
+      </w:r>
+      <w:r>
+        <w:t xml:space="preserve"> växer på gamla lövträd och på klippor i gamla skogar med hög och jämn luftfuktighet. Slutavverkning av kontinuitetsskog utgör det största hotet och lavens fortsatta förekomst bör säkerställas genom att lokaler med äldre skog skyddas. I områden med mycket hög luftfuktighet kan man på bålen av skrovellav finna de sällsynta parasitsvamparna skrovellavsknapp (EN), </w:t>
+      </w:r>
+      <w:r>
+        <w:rPr>
+          <w:i/>
+        </w:rPr>
+        <w:t>Catillaria lobariicola</w:t>
+      </w:r>
+      <w:r>
+        <w:t xml:space="preserve"> (VU) och </w:t>
+      </w:r>
+      <w:r>
+        <w:rPr>
+          <w:i/>
+        </w:rPr>
+        <w:t>Merismatium lobariae</w:t>
+      </w:r>
+      <w:r>
+        <w:t xml:space="preserve"> (DD). Skrovellav är typisk art för </w:t>
+      </w:r>
+      <w:r>
+        <w:rPr>
+          <w:i/>
+        </w:rPr>
+        <w:t xml:space="preserve">9010 Taiga, 9020 Nordlig ädellövskog, 9040 Fjällbjörkskog, 9070 Trädklädd betesmark, 9160 Näringsrik ekskog, 9180 Ädellövskog i branter, 9190 Näringsfattig ekskog, 8210 Kalkbranter </w:t>
+      </w:r>
+      <w:r>
+        <w:t xml:space="preserve">och </w:t>
+      </w:r>
+      <w:r>
+        <w:rPr>
+          <w:i/>
+        </w:rPr>
+        <w:t>6530 Lövängar</w:t>
+      </w:r>
+      <w:r>
+        <w:t xml:space="preserve"> (SLU Artdatabanken, 2026; Nitare &amp; Skogsstyrelsen, 2019).</w:t>
+      </w:r>
+    </w:p>
+    <w:p>
+      <w:r>
+        <w:rPr>
+          <w:b/>
+        </w:rPr>
+        <w:t>Stuplav</w:t>
+      </w:r>
+      <w:r>
+        <w:t xml:space="preserve"> är en mycket bra signalart i hela sitt utbredningsområde och förekommer nästan enbart i skogsmiljöer med höga naturvärden. Den indikerar långvarig förekomst av gamla lövträd och miljöer med konstant hög luftfuktighet. I skogar med suboceaniskt klimat finns det en mycket sällsynt parasit, njurlavsknapp </w:t>
+      </w:r>
+      <w:r>
+        <w:rPr>
+          <w:i/>
+        </w:rPr>
+        <w:t>Pletocarpon nephromeum</w:t>
+      </w:r>
+      <w:r>
+        <w:t xml:space="preserve"> (EN), som växer på stuplav. Ytterligare tre sällsynta lavparasiter, </w:t>
+      </w:r>
+      <w:r>
+        <w:rPr>
+          <w:i/>
+        </w:rPr>
+        <w:t>Protounguicularia nephromatis</w:t>
+      </w:r>
+      <w:r>
+        <w:t xml:space="preserve"> (VU), </w:t>
+      </w:r>
+      <w:r>
+        <w:rPr>
+          <w:i/>
+        </w:rPr>
+        <w:t>Refractohilum galligenum</w:t>
+      </w:r>
+      <w:r>
+        <w:t xml:space="preserve"> (NT) och </w:t>
+      </w:r>
+      <w:r>
+        <w:rPr>
+          <w:i/>
+        </w:rPr>
+        <w:t>Roselliniella nephromatis</w:t>
+      </w:r>
+      <w:r>
+        <w:t xml:space="preserve"> (DD), kan också påträffas på stuplav. Stuplav är typisk art för </w:t>
+      </w:r>
+      <w:r>
+        <w:rPr>
+          <w:i/>
+        </w:rPr>
+        <w:t>9010 Taiga</w:t>
+      </w:r>
+      <w:r>
+        <w:t xml:space="preserve"> (SLU Artdatabanken, 2026; Nitare &amp; Skogsstyrelsen, 2019).</w:t>
       </w:r>
     </w:p>
     <w:p>
@@ -365,7 +615,7 @@
         <w:rPr>
           <w:i/>
         </w:rPr>
-        <w:t>I det avverkningsanmälda skogsområdet har 1 naturvårdsarter varav 1 rödlistade arter sina livsmiljöer och växtplatser.</w:t>
+        <w:t>I det avverkningsanmälda skogsområdet har 7 naturvårdsarter varav 4 rödlistade arter sina livsmiljöer och växtplatser.</w:t>
       </w:r>
     </w:p>
     <w:p>
@@ -550,6 +800,118 @@
           <w:i/>
         </w:rPr>
         <w:t>I den avverkningsanmälda skogen har fridlysta arter sina livsmiljöer och växtplatser. Att skada de fridlysta arternas livsmiljöer, växtplatser eller ekologiska funktion är inte tillåtet enligt artskyddsförordningen</w:t>
+      </w:r>
+    </w:p>
+    <w:p>
+      <w:r>
+        <w:br w:type="page"/>
+      </w:r>
+    </w:p>
+    <w:p>
+      <w:pPr>
+        <w:pStyle w:val="Title"/>
+      </w:pPr>
+      <w:r>
+        <w:t>BILAGA 1 – Rödlistade arter</w:t>
+      </w:r>
+    </w:p>
+    <w:p>
+      <w:pPr>
+        <w:pStyle w:val="Heading1"/>
+      </w:pPr>
+      <w:r>
+        <w:t>Lunglav – ekologi samt krav på livsmiljön</w:t>
+      </w:r>
+    </w:p>
+    <w:p>
+      <w:r>
+        <w:t xml:space="preserve">Lunglav (NT) är en av vårt lands främsta signalarter som överallt indikerar gamla lövträd, skogsbestånd med höga naturvärden och ekosystem med lång skoglig kontinuitet. Lokalt kan förekomsten vara mycket riklig men den hittas nästan enbart i gamla och ej slutavverkade skogar. Artens samtliga förekomster bör uppmärksammas från naturvårdssynpunkt, då många lokaler även hyser andra ovanliga och rödlistade arter, däribland de sällsynta lavparasiterna lunglavshårprick (CR), </w:t>
+      </w:r>
+      <w:r>
+        <w:rPr>
+          <w:i/>
+        </w:rPr>
+        <w:t>Abrothallus diederichii</w:t>
+      </w:r>
+      <w:r>
+        <w:t xml:space="preserve"> (VU), </w:t>
+      </w:r>
+      <w:r>
+        <w:rPr>
+          <w:i/>
+        </w:rPr>
+        <w:t>Abrothallus lobariae</w:t>
+      </w:r>
+      <w:r>
+        <w:t xml:space="preserve"> (VU), </w:t>
+      </w:r>
+      <w:r>
+        <w:rPr>
+          <w:i/>
+        </w:rPr>
+        <w:t>Calycina lobariae</w:t>
+      </w:r>
+      <w:r>
+        <w:t xml:space="preserve"> (VU), lunglavsknapp (VU) och skrovelmössing (VU), som växer på lunglav. Rikliga förekomster med lunglav bör skyddas med biotopskydd, frivilliga avsättningar eller reservat (SLU Artdatabanken, 2026; Nitare &amp; Skogsstyrelsen, 2019).</w:t>
+      </w:r>
+    </w:p>
+    <w:p>
+      <w:r>
+        <w:t xml:space="preserve">Lunglav är typisk art för </w:t>
+      </w:r>
+      <w:r>
+        <w:rPr>
+          <w:i/>
+        </w:rPr>
+        <w:t>9010 Taiga, 9020 Nordlig ädellövskog, 9110 Näringsfattig bokskog, 9130 Näringsrik bokskog, 9160 Näringsrik ekskog, 9180 Ädellövskog i branter, 9190 Näringsfattig ekskog, 9070 Trädklädd betesmark, 9040 Fjällbjörkskog</w:t>
+      </w:r>
+      <w:r>
+        <w:t xml:space="preserve"> och</w:t>
+      </w:r>
+      <w:r>
+        <w:rPr>
+          <w:i/>
+        </w:rPr>
+        <w:t xml:space="preserve"> 6530 Lövängar</w:t>
+      </w:r>
+      <w:r>
+        <w:t xml:space="preserve"> (SLU Artdatabanken, 2026).</w:t>
+      </w:r>
+    </w:p>
+    <w:p>
+      <w:pPr>
+        <w:pStyle w:val="Heading2"/>
+      </w:pPr>
+      <w:r>
+        <w:t>Referenser – lunglav</w:t>
+      </w:r>
+    </w:p>
+    <w:p>
+      <w:r>
+        <w:t xml:space="preserve">Nitare, J. och Skogsstyrelsen, 2019. </w:t>
+      </w:r>
+      <w:r>
+        <w:rPr>
+          <w:i/>
+        </w:rPr>
+        <w:t xml:space="preserve">Skyddsvärd skog – Naturvårdsarter och andra kriterier för naturvärdesbedömning. </w:t>
+      </w:r>
+      <w:r>
+        <w:t>Skogsstyrelsen.</w:t>
+      </w:r>
+    </w:p>
+    <w:p>
+      <w:r>
+        <w:t xml:space="preserve">SLU Artdatabanken, 2026. </w:t>
+      </w:r>
+      <w:r>
+        <w:rPr>
+          <w:i/>
+        </w:rPr>
+        <w:t xml:space="preserve">Artfaktablad. Naturvård – artfakta. </w:t>
+      </w:r>
+      <w:r>
+        <w:t>SLU Artdatabanken, Uppsala.</w:t>
       </w:r>
     </w:p>
     <w:sectPr>
@@ -570,7 +932,7 @@
 </file>
 
 <file path=word/endnotes.xml><?xml version="1.0" encoding="utf-8"?>
-<w:endnotes xmlns:wpc="http://schemas.microsoft.com/office/word/2010/wordprocessingCanvas" xmlns:cx="http://schemas.microsoft.com/office/drawing/2014/chartex" xmlns:cx1="http://schemas.microsoft.com/office/drawing/2015/9/8/chartex" xmlns:cx2="http://schemas.microsoft.com/office/drawing/2015/10/21/chartex" xmlns:cx3="http://schemas.microsoft.com/office/drawing/2016/5/9/chartex" xmlns:cx4="http://schemas.microsoft.com/office/drawing/2016/5/10/chartex" xmlns:cx5="http://schemas.microsoft.com/office/drawing/2016/5/11/chartex" xmlns:cx6="http://schemas.microsoft.com/office/drawing/2016/5/12/chartex" xmlns:cx7="http://schemas.microsoft.com/office/drawing/2016/5/13/chartex" xmlns:cx8="http://schemas.microsoft.com/office/drawing/2016/5/14/chartex" xmlns:mc="http://schemas.openxmlformats.org/markup-compatibility/2006" xmlns:aink="http://schemas.microsoft.com/office/drawing/2016/ink" xmlns:am3d="http://schemas.microsoft.com/office/drawing/2017/model3d" xmlns:o="urn:schemas-microsoft-com:office:office" xmlns:oel="http://schemas.microsoft.com/office/2019/extlst" xmlns:r="http://schemas.openxmlformats.org/officeDocument/2006/relationships" xmlns:m="http://schemas.openxmlformats.org/officeDocument/2006/math" xmlns:v="urn:schemas-microsoft-com:vml" xmlns:wp14="http://schemas.microsoft.com/office/word/2010/wordprocessingDrawing" xmlns:wp="http://schemas.openxmlformats.org/drawingml/2006/wordprocessingDrawing" xmlns:w10="urn:schemas-microsoft-com:office:word" xmlns:w="http://schemas.openxmlformats.org/wordprocessingml/2006/main" xmlns:w14="http://schemas.microsoft.com/office/word/2010/wordml" xmlns:w15="http://schemas.microsoft.com/office/word/2012/wordml" xmlns:w16cex="http://schemas.microsoft.com/office/word/2018/wordml/cex" xmlns:w16cid="http://schemas.microsoft.com/office/word/2016/wordml/cid" xmlns:w16="http://schemas.microsoft.com/office/word/2018/wordml" xmlns:w16sdtdh="http://schemas.microsoft.com/office/word/2020/wordml/sdtdatahash" xmlns:w16se="http://schemas.microsoft.com/office/word/2015/wordml/symex" xmlns:wpg="http://schemas.microsoft.com/office/word/2010/wordprocessingGroup" xmlns:wpi="http://schemas.microsoft.com/office/word/2010/wordprocessingInk" xmlns:wne="http://schemas.microsoft.com/office/word/2006/wordml" xmlns:wps="http://schemas.microsoft.com/office/word/2010/wordprocessingShape" mc:Ignorable="w14 w15 w16se w16cid w16 w16cex w16sdtdh wp14">
+<w:endnotes xmlns:wpc="http://schemas.microsoft.com/office/word/2010/wordprocessingCanvas" xmlns:cx="http://schemas.microsoft.com/office/drawing/2014/chartex" xmlns:cx1="http://schemas.microsoft.com/office/drawing/2015/9/8/chartex" xmlns:cx2="http://schemas.microsoft.com/office/drawing/2015/10/21/chartex" xmlns:cx3="http://schemas.microsoft.com/office/drawing/2016/5/9/chartex" xmlns:cx4="http://schemas.microsoft.com/office/drawing/2016/5/10/chartex" xmlns:cx5="http://schemas.microsoft.com/office/drawing/2016/5/11/chartex" xmlns:cx6="http://schemas.microsoft.com/office/drawing/2016/5/12/chartex" xmlns:cx7="http://schemas.microsoft.com/office/drawing/2016/5/13/chartex" xmlns:cx8="http://schemas.microsoft.com/office/drawing/2016/5/14/chartex" xmlns:mc="http://schemas.openxmlformats.org/markup-compatibility/2006" xmlns:aink="http://schemas.microsoft.com/office/drawing/2016/ink" xmlns:am3d="http://schemas.microsoft.com/office/drawing/2017/model3d" xmlns:o="urn:schemas-microsoft-com:office:office" xmlns:oel="http://schemas.microsoft.com/office/2019/extlst" xmlns:r="http://schemas.openxmlformats.org/officeDocument/2006/relationships" xmlns:m="http://schemas.openxmlformats.org/officeDocument/2006/math" xmlns:v="urn:schemas-microsoft-com:vml" xmlns:wp14="http://schemas.microsoft.com/office/word/2010/wordprocessingDrawing" xmlns:wp="http://schemas.openxmlformats.org/drawingml/2006/wordprocessingDrawing" xmlns:w10="urn:schemas-microsoft-com:office:word" xmlns:w="http://schemas.openxmlformats.org/wordprocessingml/2006/main" xmlns:w14="http://schemas.microsoft.com/office/word/2010/wordml" xmlns:w15="http://schemas.microsoft.com/office/word/2012/wordml" xmlns:w16cex="http://schemas.microsoft.com/office/word/2018/wordml/cex" xmlns:w16cid="http://schemas.microsoft.com/office/word/2016/wordml/cid" xmlns:w16="http://schemas.microsoft.com/office/word/2018/wordml" xmlns:w16du="http://schemas.microsoft.com/office/word/2023/wordml/word16du" xmlns:w16sdtdh="http://schemas.microsoft.com/office/word/2020/wordml/sdtdatahash" xmlns:w16sdtfl="http://schemas.microsoft.com/office/word/2024/wordml/sdtformatlock" xmlns:w16se="http://schemas.microsoft.com/office/word/2015/wordml/symex" xmlns:wpg="http://schemas.microsoft.com/office/word/2010/wordprocessingGroup" xmlns:wpi="http://schemas.microsoft.com/office/word/2010/wordprocessingInk" xmlns:wne="http://schemas.microsoft.com/office/word/2006/wordml" xmlns:wps="http://schemas.microsoft.com/office/word/2010/wordprocessingShape" mc:Ignorable="w14 w15 w16se w16cid w16 w16cex w16sdtdh w16sdtfl w16du wp14">
   <w:endnote w:type="separator" w:id="-1">
     <w:p>
       <w:pPr>
@@ -595,7 +957,7 @@
 </file>
 
 <file path=word/footer1.xml><?xml version="1.0" encoding="utf-8"?>
-<w:ftr xmlns:wpc="http://schemas.microsoft.com/office/word/2010/wordprocessingCanvas" xmlns:cx="http://schemas.microsoft.com/office/drawing/2014/chartex" xmlns:cx1="http://schemas.microsoft.com/office/drawing/2015/9/8/chartex" xmlns:cx2="http://schemas.microsoft.com/office/drawing/2015/10/21/chartex" xmlns:cx3="http://schemas.microsoft.com/office/drawing/2016/5/9/chartex" xmlns:cx4="http://schemas.microsoft.com/office/drawing/2016/5/10/chartex" xmlns:cx5="http://schemas.microsoft.com/office/drawing/2016/5/11/chartex" xmlns:cx6="http://schemas.microsoft.com/office/drawing/2016/5/12/chartex" xmlns:cx7="http://schemas.microsoft.com/office/drawing/2016/5/13/chartex" xmlns:cx8="http://schemas.microsoft.com/office/drawing/2016/5/14/chartex" xmlns:mc="http://schemas.openxmlformats.org/markup-compatibility/2006" xmlns:aink="http://schemas.microsoft.com/office/drawing/2016/ink" xmlns:am3d="http://schemas.microsoft.com/office/drawing/2017/model3d" xmlns:o="urn:schemas-microsoft-com:office:office" xmlns:oel="http://schemas.microsoft.com/office/2019/extlst" xmlns:r="http://schemas.openxmlformats.org/officeDocument/2006/relationships" xmlns:m="http://schemas.openxmlformats.org/officeDocument/2006/math" xmlns:v="urn:schemas-microsoft-com:vml" xmlns:wp14="http://schemas.microsoft.com/office/word/2010/wordprocessingDrawing" xmlns:wp="http://schemas.openxmlformats.org/drawingml/2006/wordprocessingDrawing" xmlns:w10="urn:schemas-microsoft-com:office:word" xmlns:w="http://schemas.openxmlformats.org/wordprocessingml/2006/main" xmlns:w14="http://schemas.microsoft.com/office/word/2010/wordml" xmlns:w15="http://schemas.microsoft.com/office/word/2012/wordml" xmlns:w16cex="http://schemas.microsoft.com/office/word/2018/wordml/cex" xmlns:w16cid="http://schemas.microsoft.com/office/word/2016/wordml/cid" xmlns:w16="http://schemas.microsoft.com/office/word/2018/wordml" xmlns:w16sdtdh="http://schemas.microsoft.com/office/word/2020/wordml/sdtdatahash" xmlns:w16se="http://schemas.microsoft.com/office/word/2015/wordml/symex" xmlns:wpg="http://schemas.microsoft.com/office/word/2010/wordprocessingGroup" xmlns:wpi="http://schemas.microsoft.com/office/word/2010/wordprocessingInk" xmlns:wne="http://schemas.microsoft.com/office/word/2006/wordml" xmlns:wps="http://schemas.microsoft.com/office/word/2010/wordprocessingShape" mc:Ignorable="w14 w15 w16se w16cid w16 w16cex w16sdtdh wp14">
+<w:ftr xmlns:wpc="http://schemas.microsoft.com/office/word/2010/wordprocessingCanvas" xmlns:cx="http://schemas.microsoft.com/office/drawing/2014/chartex" xmlns:cx1="http://schemas.microsoft.com/office/drawing/2015/9/8/chartex" xmlns:cx2="http://schemas.microsoft.com/office/drawing/2015/10/21/chartex" xmlns:cx3="http://schemas.microsoft.com/office/drawing/2016/5/9/chartex" xmlns:cx4="http://schemas.microsoft.com/office/drawing/2016/5/10/chartex" xmlns:cx5="http://schemas.microsoft.com/office/drawing/2016/5/11/chartex" xmlns:cx6="http://schemas.microsoft.com/office/drawing/2016/5/12/chartex" xmlns:cx7="http://schemas.microsoft.com/office/drawing/2016/5/13/chartex" xmlns:cx8="http://schemas.microsoft.com/office/drawing/2016/5/14/chartex" xmlns:mc="http://schemas.openxmlformats.org/markup-compatibility/2006" xmlns:aink="http://schemas.microsoft.com/office/drawing/2016/ink" xmlns:am3d="http://schemas.microsoft.com/office/drawing/2017/model3d" xmlns:o="urn:schemas-microsoft-com:office:office" xmlns:oel="http://schemas.microsoft.com/office/2019/extlst" xmlns:r="http://schemas.openxmlformats.org/officeDocument/2006/relationships" xmlns:m="http://schemas.openxmlformats.org/officeDocument/2006/math" xmlns:v="urn:schemas-microsoft-com:vml" xmlns:wp14="http://schemas.microsoft.com/office/word/2010/wordprocessingDrawing" xmlns:wp="http://schemas.openxmlformats.org/drawingml/2006/wordprocessingDrawing" xmlns:w10="urn:schemas-microsoft-com:office:word" xmlns:w="http://schemas.openxmlformats.org/wordprocessingml/2006/main" xmlns:w14="http://schemas.microsoft.com/office/word/2010/wordml" xmlns:w15="http://schemas.microsoft.com/office/word/2012/wordml" xmlns:w16cex="http://schemas.microsoft.com/office/word/2018/wordml/cex" xmlns:w16cid="http://schemas.microsoft.com/office/word/2016/wordml/cid" xmlns:w16="http://schemas.microsoft.com/office/word/2018/wordml" xmlns:w16du="http://schemas.microsoft.com/office/word/2023/wordml/word16du" xmlns:w16sdtdh="http://schemas.microsoft.com/office/word/2020/wordml/sdtdatahash" xmlns:w16sdtfl="http://schemas.microsoft.com/office/word/2024/wordml/sdtformatlock" xmlns:w16se="http://schemas.microsoft.com/office/word/2015/wordml/symex" xmlns:wpg="http://schemas.microsoft.com/office/word/2010/wordprocessingGroup" xmlns:wpi="http://schemas.microsoft.com/office/word/2010/wordprocessingInk" xmlns:wne="http://schemas.microsoft.com/office/word/2006/wordml" xmlns:wps="http://schemas.microsoft.com/office/word/2010/wordprocessingShape" mc:Ignorable="w14 w15 w16se w16cid w16 w16cex w16sdtdh w16sdtfl w16du wp14">
   <w:p>
     <w:pPr>
       <w:pStyle w:val="Footer"/>
@@ -605,7 +967,7 @@
 </file>
 
 <file path=word/footer2.xml><?xml version="1.0" encoding="utf-8"?>
-<w:ftr xmlns:wpc="http://schemas.microsoft.com/office/word/2010/wordprocessingCanvas" xmlns:cx="http://schemas.microsoft.com/office/drawing/2014/chartex" xmlns:cx1="http://schemas.microsoft.com/office/drawing/2015/9/8/chartex" xmlns:cx2="http://schemas.microsoft.com/office/drawing/2015/10/21/chartex" xmlns:cx3="http://schemas.microsoft.com/office/drawing/2016/5/9/chartex" xmlns:cx4="http://schemas.microsoft.com/office/drawing/2016/5/10/chartex" xmlns:cx5="http://schemas.microsoft.com/office/drawing/2016/5/11/chartex" xmlns:cx6="http://schemas.microsoft.com/office/drawing/2016/5/12/chartex" xmlns:cx7="http://schemas.microsoft.com/office/drawing/2016/5/13/chartex" xmlns:cx8="http://schemas.microsoft.com/office/drawing/2016/5/14/chartex" xmlns:mc="http://schemas.openxmlformats.org/markup-compatibility/2006" xmlns:aink="http://schemas.microsoft.com/office/drawing/2016/ink" xmlns:am3d="http://schemas.microsoft.com/office/drawing/2017/model3d" xmlns:o="urn:schemas-microsoft-com:office:office" xmlns:oel="http://schemas.microsoft.com/office/2019/extlst" xmlns:r="http://schemas.openxmlformats.org/officeDocument/2006/relationships" xmlns:m="http://schemas.openxmlformats.org/officeDocument/2006/math" xmlns:v="urn:schemas-microsoft-com:vml" xmlns:wp14="http://schemas.microsoft.com/office/word/2010/wordprocessingDrawing" xmlns:wp="http://schemas.openxmlformats.org/drawingml/2006/wordprocessingDrawing" xmlns:w10="urn:schemas-microsoft-com:office:word" xmlns:w="http://schemas.openxmlformats.org/wordprocessingml/2006/main" xmlns:w14="http://schemas.microsoft.com/office/word/2010/wordml" xmlns:w15="http://schemas.microsoft.com/office/word/2012/wordml" xmlns:w16cex="http://schemas.microsoft.com/office/word/2018/wordml/cex" xmlns:w16cid="http://schemas.microsoft.com/office/word/2016/wordml/cid" xmlns:w16="http://schemas.microsoft.com/office/word/2018/wordml" xmlns:w16sdtdh="http://schemas.microsoft.com/office/word/2020/wordml/sdtdatahash" xmlns:w16se="http://schemas.microsoft.com/office/word/2015/wordml/symex" xmlns:wpg="http://schemas.microsoft.com/office/word/2010/wordprocessingGroup" xmlns:wpi="http://schemas.microsoft.com/office/word/2010/wordprocessingInk" xmlns:wne="http://schemas.microsoft.com/office/word/2006/wordml" xmlns:wps="http://schemas.microsoft.com/office/word/2010/wordprocessingShape" mc:Ignorable="w14 w15 w16se w16cid w16 w16cex w16sdtdh wp14">
+<w:ftr xmlns:wpc="http://schemas.microsoft.com/office/word/2010/wordprocessingCanvas" xmlns:cx="http://schemas.microsoft.com/office/drawing/2014/chartex" xmlns:cx1="http://schemas.microsoft.com/office/drawing/2015/9/8/chartex" xmlns:cx2="http://schemas.microsoft.com/office/drawing/2015/10/21/chartex" xmlns:cx3="http://schemas.microsoft.com/office/drawing/2016/5/9/chartex" xmlns:cx4="http://schemas.microsoft.com/office/drawing/2016/5/10/chartex" xmlns:cx5="http://schemas.microsoft.com/office/drawing/2016/5/11/chartex" xmlns:cx6="http://schemas.microsoft.com/office/drawing/2016/5/12/chartex" xmlns:cx7="http://schemas.microsoft.com/office/drawing/2016/5/13/chartex" xmlns:cx8="http://schemas.microsoft.com/office/drawing/2016/5/14/chartex" xmlns:mc="http://schemas.openxmlformats.org/markup-compatibility/2006" xmlns:aink="http://schemas.microsoft.com/office/drawing/2016/ink" xmlns:am3d="http://schemas.microsoft.com/office/drawing/2017/model3d" xmlns:o="urn:schemas-microsoft-com:office:office" xmlns:oel="http://schemas.microsoft.com/office/2019/extlst" xmlns:r="http://schemas.openxmlformats.org/officeDocument/2006/relationships" xmlns:m="http://schemas.openxmlformats.org/officeDocument/2006/math" xmlns:v="urn:schemas-microsoft-com:vml" xmlns:wp14="http://schemas.microsoft.com/office/word/2010/wordprocessingDrawing" xmlns:wp="http://schemas.openxmlformats.org/drawingml/2006/wordprocessingDrawing" xmlns:w10="urn:schemas-microsoft-com:office:word" xmlns:w="http://schemas.openxmlformats.org/wordprocessingml/2006/main" xmlns:w14="http://schemas.microsoft.com/office/word/2010/wordml" xmlns:w15="http://schemas.microsoft.com/office/word/2012/wordml" xmlns:w16cex="http://schemas.microsoft.com/office/word/2018/wordml/cex" xmlns:w16cid="http://schemas.microsoft.com/office/word/2016/wordml/cid" xmlns:w16="http://schemas.microsoft.com/office/word/2018/wordml" xmlns:w16du="http://schemas.microsoft.com/office/word/2023/wordml/word16du" xmlns:w16sdtdh="http://schemas.microsoft.com/office/word/2020/wordml/sdtdatahash" xmlns:w16sdtfl="http://schemas.microsoft.com/office/word/2024/wordml/sdtformatlock" xmlns:w16se="http://schemas.microsoft.com/office/word/2015/wordml/symex" xmlns:wpg="http://schemas.microsoft.com/office/word/2010/wordprocessingGroup" xmlns:wpi="http://schemas.microsoft.com/office/word/2010/wordprocessingInk" xmlns:wne="http://schemas.microsoft.com/office/word/2006/wordml" xmlns:wps="http://schemas.microsoft.com/office/word/2010/wordprocessingShape" mc:Ignorable="w14 w15 w16se w16cid w16 w16cex w16sdtdh w16sdtfl w16du wp14">
   <w:p>
     <w:pPr>
       <w:pStyle w:val="Footer"/>
@@ -615,7 +977,7 @@
 </file>
 
 <file path=word/footer3.xml><?xml version="1.0" encoding="utf-8"?>
-<w:ftr xmlns:wpc="http://schemas.microsoft.com/office/word/2010/wordprocessingCanvas" xmlns:cx="http://schemas.microsoft.com/office/drawing/2014/chartex" xmlns:cx1="http://schemas.microsoft.com/office/drawing/2015/9/8/chartex" xmlns:cx2="http://schemas.microsoft.com/office/drawing/2015/10/21/chartex" xmlns:cx3="http://schemas.microsoft.com/office/drawing/2016/5/9/chartex" xmlns:cx4="http://schemas.microsoft.com/office/drawing/2016/5/10/chartex" xmlns:cx5="http://schemas.microsoft.com/office/drawing/2016/5/11/chartex" xmlns:cx6="http://schemas.microsoft.com/office/drawing/2016/5/12/chartex" xmlns:cx7="http://schemas.microsoft.com/office/drawing/2016/5/13/chartex" xmlns:cx8="http://schemas.microsoft.com/office/drawing/2016/5/14/chartex" xmlns:mc="http://schemas.openxmlformats.org/markup-compatibility/2006" xmlns:aink="http://schemas.microsoft.com/office/drawing/2016/ink" xmlns:am3d="http://schemas.microsoft.com/office/drawing/2017/model3d" xmlns:o="urn:schemas-microsoft-com:office:office" xmlns:oel="http://schemas.microsoft.com/office/2019/extlst" xmlns:r="http://schemas.openxmlformats.org/officeDocument/2006/relationships" xmlns:m="http://schemas.openxmlformats.org/officeDocument/2006/math" xmlns:v="urn:schemas-microsoft-com:vml" xmlns:wp14="http://schemas.microsoft.com/office/word/2010/wordprocessingDrawing" xmlns:wp="http://schemas.openxmlformats.org/drawingml/2006/wordprocessingDrawing" xmlns:w10="urn:schemas-microsoft-com:office:word" xmlns:w="http://schemas.openxmlformats.org/wordprocessingml/2006/main" xmlns:w14="http://schemas.microsoft.com/office/word/2010/wordml" xmlns:w15="http://schemas.microsoft.com/office/word/2012/wordml" xmlns:w16cex="http://schemas.microsoft.com/office/word/2018/wordml/cex" xmlns:w16cid="http://schemas.microsoft.com/office/word/2016/wordml/cid" xmlns:w16="http://schemas.microsoft.com/office/word/2018/wordml" xmlns:w16sdtdh="http://schemas.microsoft.com/office/word/2020/wordml/sdtdatahash" xmlns:w16se="http://schemas.microsoft.com/office/word/2015/wordml/symex" xmlns:wpg="http://schemas.microsoft.com/office/word/2010/wordprocessingGroup" xmlns:wpi="http://schemas.microsoft.com/office/word/2010/wordprocessingInk" xmlns:wne="http://schemas.microsoft.com/office/word/2006/wordml" xmlns:wps="http://schemas.microsoft.com/office/word/2010/wordprocessingShape" mc:Ignorable="w14 w15 w16se w16cid w16 w16cex w16sdtdh wp14">
+<w:ftr xmlns:wpc="http://schemas.microsoft.com/office/word/2010/wordprocessingCanvas" xmlns:cx="http://schemas.microsoft.com/office/drawing/2014/chartex" xmlns:cx1="http://schemas.microsoft.com/office/drawing/2015/9/8/chartex" xmlns:cx2="http://schemas.microsoft.com/office/drawing/2015/10/21/chartex" xmlns:cx3="http://schemas.microsoft.com/office/drawing/2016/5/9/chartex" xmlns:cx4="http://schemas.microsoft.com/office/drawing/2016/5/10/chartex" xmlns:cx5="http://schemas.microsoft.com/office/drawing/2016/5/11/chartex" xmlns:cx6="http://schemas.microsoft.com/office/drawing/2016/5/12/chartex" xmlns:cx7="http://schemas.microsoft.com/office/drawing/2016/5/13/chartex" xmlns:cx8="http://schemas.microsoft.com/office/drawing/2016/5/14/chartex" xmlns:mc="http://schemas.openxmlformats.org/markup-compatibility/2006" xmlns:aink="http://schemas.microsoft.com/office/drawing/2016/ink" xmlns:am3d="http://schemas.microsoft.com/office/drawing/2017/model3d" xmlns:o="urn:schemas-microsoft-com:office:office" xmlns:oel="http://schemas.microsoft.com/office/2019/extlst" xmlns:r="http://schemas.openxmlformats.org/officeDocument/2006/relationships" xmlns:m="http://schemas.openxmlformats.org/officeDocument/2006/math" xmlns:v="urn:schemas-microsoft-com:vml" xmlns:wp14="http://schemas.microsoft.com/office/word/2010/wordprocessingDrawing" xmlns:wp="http://schemas.openxmlformats.org/drawingml/2006/wordprocessingDrawing" xmlns:w10="urn:schemas-microsoft-com:office:word" xmlns:w="http://schemas.openxmlformats.org/wordprocessingml/2006/main" xmlns:w14="http://schemas.microsoft.com/office/word/2010/wordml" xmlns:w15="http://schemas.microsoft.com/office/word/2012/wordml" xmlns:w16cex="http://schemas.microsoft.com/office/word/2018/wordml/cex" xmlns:w16cid="http://schemas.microsoft.com/office/word/2016/wordml/cid" xmlns:w16="http://schemas.microsoft.com/office/word/2018/wordml" xmlns:w16du="http://schemas.microsoft.com/office/word/2023/wordml/word16du" xmlns:w16sdtdh="http://schemas.microsoft.com/office/word/2020/wordml/sdtdatahash" xmlns:w16sdtfl="http://schemas.microsoft.com/office/word/2024/wordml/sdtformatlock" xmlns:w16se="http://schemas.microsoft.com/office/word/2015/wordml/symex" xmlns:wpg="http://schemas.microsoft.com/office/word/2010/wordprocessingGroup" xmlns:wpi="http://schemas.microsoft.com/office/word/2010/wordprocessingInk" xmlns:wne="http://schemas.microsoft.com/office/word/2006/wordml" xmlns:wps="http://schemas.microsoft.com/office/word/2010/wordprocessingShape" mc:Ignorable="w14 w15 w16se w16cid w16 w16cex w16sdtdh w16sdtfl w16du wp14">
   <w:p>
     <w:pPr>
       <w:pStyle w:val="Footer"/>
@@ -625,7 +987,7 @@
 </file>
 
 <file path=word/footnotes.xml><?xml version="1.0" encoding="utf-8"?>
-<w:footnotes xmlns:wpc="http://schemas.microsoft.com/office/word/2010/wordprocessingCanvas" xmlns:cx="http://schemas.microsoft.com/office/drawing/2014/chartex" xmlns:cx1="http://schemas.microsoft.com/office/drawing/2015/9/8/chartex" xmlns:cx2="http://schemas.microsoft.com/office/drawing/2015/10/21/chartex" xmlns:cx3="http://schemas.microsoft.com/office/drawing/2016/5/9/chartex" xmlns:cx4="http://schemas.microsoft.com/office/drawing/2016/5/10/chartex" xmlns:cx5="http://schemas.microsoft.com/office/drawing/2016/5/11/chartex" xmlns:cx6="http://schemas.microsoft.com/office/drawing/2016/5/12/chartex" xmlns:cx7="http://schemas.microsoft.com/office/drawing/2016/5/13/chartex" xmlns:cx8="http://schemas.microsoft.com/office/drawing/2016/5/14/chartex" xmlns:mc="http://schemas.openxmlformats.org/markup-compatibility/2006" xmlns:aink="http://schemas.microsoft.com/office/drawing/2016/ink" xmlns:am3d="http://schemas.microsoft.com/office/drawing/2017/model3d" xmlns:o="urn:schemas-microsoft-com:office:office" xmlns:oel="http://schemas.microsoft.com/office/2019/extlst" xmlns:r="http://schemas.openxmlformats.org/officeDocument/2006/relationships" xmlns:m="http://schemas.openxmlformats.org/officeDocument/2006/math" xmlns:v="urn:schemas-microsoft-com:vml" xmlns:wp14="http://schemas.microsoft.com/office/word/2010/wordprocessingDrawing" xmlns:wp="http://schemas.openxmlformats.org/drawingml/2006/wordprocessingDrawing" xmlns:w10="urn:schemas-microsoft-com:office:word" xmlns:w="http://schemas.openxmlformats.org/wordprocessingml/2006/main" xmlns:w14="http://schemas.microsoft.com/office/word/2010/wordml" xmlns:w15="http://schemas.microsoft.com/office/word/2012/wordml" xmlns:w16cex="http://schemas.microsoft.com/office/word/2018/wordml/cex" xmlns:w16cid="http://schemas.microsoft.com/office/word/2016/wordml/cid" xmlns:w16="http://schemas.microsoft.com/office/word/2018/wordml" xmlns:w16sdtdh="http://schemas.microsoft.com/office/word/2020/wordml/sdtdatahash" xmlns:w16se="http://schemas.microsoft.com/office/word/2015/wordml/symex" xmlns:wpg="http://schemas.microsoft.com/office/word/2010/wordprocessingGroup" xmlns:wpi="http://schemas.microsoft.com/office/word/2010/wordprocessingInk" xmlns:wne="http://schemas.microsoft.com/office/word/2006/wordml" xmlns:wps="http://schemas.microsoft.com/office/word/2010/wordprocessingShape" mc:Ignorable="w14 w15 w16se w16cid w16 w16cex w16sdtdh wp14">
+<w:footnotes xmlns:wpc="http://schemas.microsoft.com/office/word/2010/wordprocessingCanvas" xmlns:cx="http://schemas.microsoft.com/office/drawing/2014/chartex" xmlns:cx1="http://schemas.microsoft.com/office/drawing/2015/9/8/chartex" xmlns:cx2="http://schemas.microsoft.com/office/drawing/2015/10/21/chartex" xmlns:cx3="http://schemas.microsoft.com/office/drawing/2016/5/9/chartex" xmlns:cx4="http://schemas.microsoft.com/office/drawing/2016/5/10/chartex" xmlns:cx5="http://schemas.microsoft.com/office/drawing/2016/5/11/chartex" xmlns:cx6="http://schemas.microsoft.com/office/drawing/2016/5/12/chartex" xmlns:cx7="http://schemas.microsoft.com/office/drawing/2016/5/13/chartex" xmlns:cx8="http://schemas.microsoft.com/office/drawing/2016/5/14/chartex" xmlns:mc="http://schemas.openxmlformats.org/markup-compatibility/2006" xmlns:aink="http://schemas.microsoft.com/office/drawing/2016/ink" xmlns:am3d="http://schemas.microsoft.com/office/drawing/2017/model3d" xmlns:o="urn:schemas-microsoft-com:office:office" xmlns:oel="http://schemas.microsoft.com/office/2019/extlst" xmlns:r="http://schemas.openxmlformats.org/officeDocument/2006/relationships" xmlns:m="http://schemas.openxmlformats.org/officeDocument/2006/math" xmlns:v="urn:schemas-microsoft-com:vml" xmlns:wp14="http://schemas.microsoft.com/office/word/2010/wordprocessingDrawing" xmlns:wp="http://schemas.openxmlformats.org/drawingml/2006/wordprocessingDrawing" xmlns:w10="urn:schemas-microsoft-com:office:word" xmlns:w="http://schemas.openxmlformats.org/wordprocessingml/2006/main" xmlns:w14="http://schemas.microsoft.com/office/word/2010/wordml" xmlns:w15="http://schemas.microsoft.com/office/word/2012/wordml" xmlns:w16cex="http://schemas.microsoft.com/office/word/2018/wordml/cex" xmlns:w16cid="http://schemas.microsoft.com/office/word/2016/wordml/cid" xmlns:w16="http://schemas.microsoft.com/office/word/2018/wordml" xmlns:w16du="http://schemas.microsoft.com/office/word/2023/wordml/word16du" xmlns:w16sdtdh="http://schemas.microsoft.com/office/word/2020/wordml/sdtdatahash" xmlns:w16sdtfl="http://schemas.microsoft.com/office/word/2024/wordml/sdtformatlock" xmlns:w16se="http://schemas.microsoft.com/office/word/2015/wordml/symex" xmlns:wpg="http://schemas.microsoft.com/office/word/2010/wordprocessingGroup" xmlns:wpi="http://schemas.microsoft.com/office/word/2010/wordprocessingInk" xmlns:wne="http://schemas.microsoft.com/office/word/2006/wordml" xmlns:wps="http://schemas.microsoft.com/office/word/2010/wordprocessingShape" mc:Ignorable="w14 w15 w16se w16cid w16 w16cex w16sdtdh w16sdtfl w16du wp14">
   <w:footnote w:type="separator" w:id="-1">
     <w:p>
       <w:pPr>
@@ -650,7 +1012,7 @@
 </file>
 
 <file path=word/header1.xml><?xml version="1.0" encoding="utf-8"?>
-<w:hdr xmlns:wpc="http://schemas.microsoft.com/office/word/2010/wordprocessingCanvas" xmlns:cx="http://schemas.microsoft.com/office/drawing/2014/chartex" xmlns:cx1="http://schemas.microsoft.com/office/drawing/2015/9/8/chartex" xmlns:cx2="http://schemas.microsoft.com/office/drawing/2015/10/21/chartex" xmlns:cx3="http://schemas.microsoft.com/office/drawing/2016/5/9/chartex" xmlns:cx4="http://schemas.microsoft.com/office/drawing/2016/5/10/chartex" xmlns:cx5="http://schemas.microsoft.com/office/drawing/2016/5/11/chartex" xmlns:cx6="http://schemas.microsoft.com/office/drawing/2016/5/12/chartex" xmlns:cx7="http://schemas.microsoft.com/office/drawing/2016/5/13/chartex" xmlns:cx8="http://schemas.microsoft.com/office/drawing/2016/5/14/chartex" xmlns:mc="http://schemas.openxmlformats.org/markup-compatibility/2006" xmlns:aink="http://schemas.microsoft.com/office/drawing/2016/ink" xmlns:am3d="http://schemas.microsoft.com/office/drawing/2017/model3d" xmlns:o="urn:schemas-microsoft-com:office:office" xmlns:oel="http://schemas.microsoft.com/office/2019/extlst" xmlns:r="http://schemas.openxmlformats.org/officeDocument/2006/relationships" xmlns:m="http://schemas.openxmlformats.org/officeDocument/2006/math" xmlns:v="urn:schemas-microsoft-com:vml" xmlns:wp14="http://schemas.microsoft.com/office/word/2010/wordprocessingDrawing" xmlns:wp="http://schemas.openxmlformats.org/drawingml/2006/wordprocessingDrawing" xmlns:w10="urn:schemas-microsoft-com:office:word" xmlns:w="http://schemas.openxmlformats.org/wordprocessingml/2006/main" xmlns:w14="http://schemas.microsoft.com/office/word/2010/wordml" xmlns:w15="http://schemas.microsoft.com/office/word/2012/wordml" xmlns:w16cex="http://schemas.microsoft.com/office/word/2018/wordml/cex" xmlns:w16cid="http://schemas.microsoft.com/office/word/2016/wordml/cid" xmlns:w16="http://schemas.microsoft.com/office/word/2018/wordml" xmlns:w16sdtdh="http://schemas.microsoft.com/office/word/2020/wordml/sdtdatahash" xmlns:w16se="http://schemas.microsoft.com/office/word/2015/wordml/symex" xmlns:wpg="http://schemas.microsoft.com/office/word/2010/wordprocessingGroup" xmlns:wpi="http://schemas.microsoft.com/office/word/2010/wordprocessingInk" xmlns:wne="http://schemas.microsoft.com/office/word/2006/wordml" xmlns:wps="http://schemas.microsoft.com/office/word/2010/wordprocessingShape" mc:Ignorable="w14 w15 w16se w16cid w16 w16cex w16sdtdh wp14">
+<w:hdr xmlns:wpc="http://schemas.microsoft.com/office/word/2010/wordprocessingCanvas" xmlns:cx="http://schemas.microsoft.com/office/drawing/2014/chartex" xmlns:cx1="http://schemas.microsoft.com/office/drawing/2015/9/8/chartex" xmlns:cx2="http://schemas.microsoft.com/office/drawing/2015/10/21/chartex" xmlns:cx3="http://schemas.microsoft.com/office/drawing/2016/5/9/chartex" xmlns:cx4="http://schemas.microsoft.com/office/drawing/2016/5/10/chartex" xmlns:cx5="http://schemas.microsoft.com/office/drawing/2016/5/11/chartex" xmlns:cx6="http://schemas.microsoft.com/office/drawing/2016/5/12/chartex" xmlns:cx7="http://schemas.microsoft.com/office/drawing/2016/5/13/chartex" xmlns:cx8="http://schemas.microsoft.com/office/drawing/2016/5/14/chartex" xmlns:mc="http://schemas.openxmlformats.org/markup-compatibility/2006" xmlns:aink="http://schemas.microsoft.com/office/drawing/2016/ink" xmlns:am3d="http://schemas.microsoft.com/office/drawing/2017/model3d" xmlns:o="urn:schemas-microsoft-com:office:office" xmlns:oel="http://schemas.microsoft.com/office/2019/extlst" xmlns:r="http://schemas.openxmlformats.org/officeDocument/2006/relationships" xmlns:m="http://schemas.openxmlformats.org/officeDocument/2006/math" xmlns:v="urn:schemas-microsoft-com:vml" xmlns:wp14="http://schemas.microsoft.com/office/word/2010/wordprocessingDrawing" xmlns:wp="http://schemas.openxmlformats.org/drawingml/2006/wordprocessingDrawing" xmlns:w10="urn:schemas-microsoft-com:office:word" xmlns:w="http://schemas.openxmlformats.org/wordprocessingml/2006/main" xmlns:w14="http://schemas.microsoft.com/office/word/2010/wordml" xmlns:w15="http://schemas.microsoft.com/office/word/2012/wordml" xmlns:w16cex="http://schemas.microsoft.com/office/word/2018/wordml/cex" xmlns:w16cid="http://schemas.microsoft.com/office/word/2016/wordml/cid" xmlns:w16="http://schemas.microsoft.com/office/word/2018/wordml" xmlns:w16du="http://schemas.microsoft.com/office/word/2023/wordml/word16du" xmlns:w16sdtdh="http://schemas.microsoft.com/office/word/2020/wordml/sdtdatahash" xmlns:w16sdtfl="http://schemas.microsoft.com/office/word/2024/wordml/sdtformatlock" xmlns:w16se="http://schemas.microsoft.com/office/word/2015/wordml/symex" xmlns:wpg="http://schemas.microsoft.com/office/word/2010/wordprocessingGroup" xmlns:wpi="http://schemas.microsoft.com/office/word/2010/wordprocessingInk" xmlns:wne="http://schemas.microsoft.com/office/word/2006/wordml" xmlns:wps="http://schemas.microsoft.com/office/word/2010/wordprocessingShape" mc:Ignorable="w14 w15 w16se w16cid w16 w16cex w16sdtdh w16sdtfl w16du wp14">
   <w:p>
     <w:pPr>
       <w:pStyle w:val="Header"/>
@@ -660,7 +1022,7 @@
 </file>
 
 <file path=word/header2.xml><?xml version="1.0" encoding="utf-8"?>
-<w:hdr xmlns:wpc="http://schemas.microsoft.com/office/word/2010/wordprocessingCanvas" xmlns:cx="http://schemas.microsoft.com/office/drawing/2014/chartex" xmlns:cx1="http://schemas.microsoft.com/office/drawing/2015/9/8/chartex" xmlns:cx2="http://schemas.microsoft.com/office/drawing/2015/10/21/chartex" xmlns:cx3="http://schemas.microsoft.com/office/drawing/2016/5/9/chartex" xmlns:cx4="http://schemas.microsoft.com/office/drawing/2016/5/10/chartex" xmlns:cx5="http://schemas.microsoft.com/office/drawing/2016/5/11/chartex" xmlns:cx6="http://schemas.microsoft.com/office/drawing/2016/5/12/chartex" xmlns:cx7="http://schemas.microsoft.com/office/drawing/2016/5/13/chartex" xmlns:cx8="http://schemas.microsoft.com/office/drawing/2016/5/14/chartex" xmlns:mc="http://schemas.openxmlformats.org/markup-compatibility/2006" xmlns:aink="http://schemas.microsoft.com/office/drawing/2016/ink" xmlns:am3d="http://schemas.microsoft.com/office/drawing/2017/model3d" xmlns:o="urn:schemas-microsoft-com:office:office" xmlns:oel="http://schemas.microsoft.com/office/2019/extlst" xmlns:r="http://schemas.openxmlformats.org/officeDocument/2006/relationships" xmlns:m="http://schemas.openxmlformats.org/officeDocument/2006/math" xmlns:v="urn:schemas-microsoft-com:vml" xmlns:wp14="http://schemas.microsoft.com/office/word/2010/wordprocessingDrawing" xmlns:wp="http://schemas.openxmlformats.org/drawingml/2006/wordprocessingDrawing" xmlns:w10="urn:schemas-microsoft-com:office:word" xmlns:w="http://schemas.openxmlformats.org/wordprocessingml/2006/main" xmlns:w14="http://schemas.microsoft.com/office/word/2010/wordml" xmlns:w15="http://schemas.microsoft.com/office/word/2012/wordml" xmlns:w16cex="http://schemas.microsoft.com/office/word/2018/wordml/cex" xmlns:w16cid="http://schemas.microsoft.com/office/word/2016/wordml/cid" xmlns:w16="http://schemas.microsoft.com/office/word/2018/wordml" xmlns:w16sdtdh="http://schemas.microsoft.com/office/word/2020/wordml/sdtdatahash" xmlns:w16se="http://schemas.microsoft.com/office/word/2015/wordml/symex" xmlns:wpg="http://schemas.microsoft.com/office/word/2010/wordprocessingGroup" xmlns:wpi="http://schemas.microsoft.com/office/word/2010/wordprocessingInk" xmlns:wne="http://schemas.microsoft.com/office/word/2006/wordml" xmlns:wps="http://schemas.microsoft.com/office/word/2010/wordprocessingShape" mc:Ignorable="w14 w15 w16se w16cid w16 w16cex w16sdtdh wp14">
+<w:hdr xmlns:wpc="http://schemas.microsoft.com/office/word/2010/wordprocessingCanvas" xmlns:cx="http://schemas.microsoft.com/office/drawing/2014/chartex" xmlns:cx1="http://schemas.microsoft.com/office/drawing/2015/9/8/chartex" xmlns:cx2="http://schemas.microsoft.com/office/drawing/2015/10/21/chartex" xmlns:cx3="http://schemas.microsoft.com/office/drawing/2016/5/9/chartex" xmlns:cx4="http://schemas.microsoft.com/office/drawing/2016/5/10/chartex" xmlns:cx5="http://schemas.microsoft.com/office/drawing/2016/5/11/chartex" xmlns:cx6="http://schemas.microsoft.com/office/drawing/2016/5/12/chartex" xmlns:cx7="http://schemas.microsoft.com/office/drawing/2016/5/13/chartex" xmlns:cx8="http://schemas.microsoft.com/office/drawing/2016/5/14/chartex" xmlns:mc="http://schemas.openxmlformats.org/markup-compatibility/2006" xmlns:aink="http://schemas.microsoft.com/office/drawing/2016/ink" xmlns:am3d="http://schemas.microsoft.com/office/drawing/2017/model3d" xmlns:o="urn:schemas-microsoft-com:office:office" xmlns:oel="http://schemas.microsoft.com/office/2019/extlst" xmlns:r="http://schemas.openxmlformats.org/officeDocument/2006/relationships" xmlns:m="http://schemas.openxmlformats.org/officeDocument/2006/math" xmlns:v="urn:schemas-microsoft-com:vml" xmlns:wp14="http://schemas.microsoft.com/office/word/2010/wordprocessingDrawing" xmlns:wp="http://schemas.openxmlformats.org/drawingml/2006/wordprocessingDrawing" xmlns:w10="urn:schemas-microsoft-com:office:word" xmlns:w="http://schemas.openxmlformats.org/wordprocessingml/2006/main" xmlns:w14="http://schemas.microsoft.com/office/word/2010/wordml" xmlns:w15="http://schemas.microsoft.com/office/word/2012/wordml" xmlns:w16cex="http://schemas.microsoft.com/office/word/2018/wordml/cex" xmlns:w16cid="http://schemas.microsoft.com/office/word/2016/wordml/cid" xmlns:w16="http://schemas.microsoft.com/office/word/2018/wordml" xmlns:w16du="http://schemas.microsoft.com/office/word/2023/wordml/word16du" xmlns:w16sdtdh="http://schemas.microsoft.com/office/word/2020/wordml/sdtdatahash" xmlns:w16sdtfl="http://schemas.microsoft.com/office/word/2024/wordml/sdtformatlock" xmlns:w16se="http://schemas.microsoft.com/office/word/2015/wordml/symex" xmlns:wpg="http://schemas.microsoft.com/office/word/2010/wordprocessingGroup" xmlns:wpi="http://schemas.microsoft.com/office/word/2010/wordprocessingInk" xmlns:wne="http://schemas.microsoft.com/office/word/2006/wordml" xmlns:wps="http://schemas.microsoft.com/office/word/2010/wordprocessingShape" mc:Ignorable="w14 w15 w16se w16cid w16 w16cex w16sdtdh w16sdtfl w16du wp14">
   <w:p>
     <w:pPr>
       <w:pStyle w:val="Header"/>
@@ -671,7 +1033,7 @@
 </file>
 
 <file path=word/header3.xml><?xml version="1.0" encoding="utf-8"?>
-<w:hdr xmlns:wpc="http://schemas.microsoft.com/office/word/2010/wordprocessingCanvas" xmlns:cx="http://schemas.microsoft.com/office/drawing/2014/chartex" xmlns:cx1="http://schemas.microsoft.com/office/drawing/2015/9/8/chartex" xmlns:cx2="http://schemas.microsoft.com/office/drawing/2015/10/21/chartex" xmlns:cx3="http://schemas.microsoft.com/office/drawing/2016/5/9/chartex" xmlns:cx4="http://schemas.microsoft.com/office/drawing/2016/5/10/chartex" xmlns:cx5="http://schemas.microsoft.com/office/drawing/2016/5/11/chartex" xmlns:cx6="http://schemas.microsoft.com/office/drawing/2016/5/12/chartex" xmlns:cx7="http://schemas.microsoft.com/office/drawing/2016/5/13/chartex" xmlns:cx8="http://schemas.microsoft.com/office/drawing/2016/5/14/chartex" xmlns:mc="http://schemas.openxmlformats.org/markup-compatibility/2006" xmlns:aink="http://schemas.microsoft.com/office/drawing/2016/ink" xmlns:am3d="http://schemas.microsoft.com/office/drawing/2017/model3d" xmlns:o="urn:schemas-microsoft-com:office:office" xmlns:oel="http://schemas.microsoft.com/office/2019/extlst" xmlns:r="http://schemas.openxmlformats.org/officeDocument/2006/relationships" xmlns:m="http://schemas.openxmlformats.org/officeDocument/2006/math" xmlns:v="urn:schemas-microsoft-com:vml" xmlns:wp14="http://schemas.microsoft.com/office/word/2010/wordprocessingDrawing" xmlns:wp="http://schemas.openxmlformats.org/drawingml/2006/wordprocessingDrawing" xmlns:w10="urn:schemas-microsoft-com:office:word" xmlns:w="http://schemas.openxmlformats.org/wordprocessingml/2006/main" xmlns:w14="http://schemas.microsoft.com/office/word/2010/wordml" xmlns:w15="http://schemas.microsoft.com/office/word/2012/wordml" xmlns:w16cex="http://schemas.microsoft.com/office/word/2018/wordml/cex" xmlns:w16cid="http://schemas.microsoft.com/office/word/2016/wordml/cid" xmlns:w16="http://schemas.microsoft.com/office/word/2018/wordml" xmlns:w16sdtdh="http://schemas.microsoft.com/office/word/2020/wordml/sdtdatahash" xmlns:w16se="http://schemas.microsoft.com/office/word/2015/wordml/symex" xmlns:wpg="http://schemas.microsoft.com/office/word/2010/wordprocessingGroup" xmlns:wpi="http://schemas.microsoft.com/office/word/2010/wordprocessingInk" xmlns:wne="http://schemas.microsoft.com/office/word/2006/wordml" xmlns:wps="http://schemas.microsoft.com/office/word/2010/wordprocessingShape" mc:Ignorable="w14 w15 w16se w16cid w16 w16cex w16sdtdh wp14">
+<w:hdr xmlns:wpc="http://schemas.microsoft.com/office/word/2010/wordprocessingCanvas" xmlns:cx="http://schemas.microsoft.com/office/drawing/2014/chartex" xmlns:cx1="http://schemas.microsoft.com/office/drawing/2015/9/8/chartex" xmlns:cx2="http://schemas.microsoft.com/office/drawing/2015/10/21/chartex" xmlns:cx3="http://schemas.microsoft.com/office/drawing/2016/5/9/chartex" xmlns:cx4="http://schemas.microsoft.com/office/drawing/2016/5/10/chartex" xmlns:cx5="http://schemas.microsoft.com/office/drawing/2016/5/11/chartex" xmlns:cx6="http://schemas.microsoft.com/office/drawing/2016/5/12/chartex" xmlns:cx7="http://schemas.microsoft.com/office/drawing/2016/5/13/chartex" xmlns:cx8="http://schemas.microsoft.com/office/drawing/2016/5/14/chartex" xmlns:mc="http://schemas.openxmlformats.org/markup-compatibility/2006" xmlns:aink="http://schemas.microsoft.com/office/drawing/2016/ink" xmlns:am3d="http://schemas.microsoft.com/office/drawing/2017/model3d" xmlns:o="urn:schemas-microsoft-com:office:office" xmlns:oel="http://schemas.microsoft.com/office/2019/extlst" xmlns:r="http://schemas.openxmlformats.org/officeDocument/2006/relationships" xmlns:m="http://schemas.openxmlformats.org/officeDocument/2006/math" xmlns:v="urn:schemas-microsoft-com:vml" xmlns:wp14="http://schemas.microsoft.com/office/word/2010/wordprocessingDrawing" xmlns:wp="http://schemas.openxmlformats.org/drawingml/2006/wordprocessingDrawing" xmlns:w10="urn:schemas-microsoft-com:office:word" xmlns:w="http://schemas.openxmlformats.org/wordprocessingml/2006/main" xmlns:w14="http://schemas.microsoft.com/office/word/2010/wordml" xmlns:w15="http://schemas.microsoft.com/office/word/2012/wordml" xmlns:w16cex="http://schemas.microsoft.com/office/word/2018/wordml/cex" xmlns:w16cid="http://schemas.microsoft.com/office/word/2016/wordml/cid" xmlns:w16="http://schemas.microsoft.com/office/word/2018/wordml" xmlns:w16du="http://schemas.microsoft.com/office/word/2023/wordml/word16du" xmlns:w16sdtdh="http://schemas.microsoft.com/office/word/2020/wordml/sdtdatahash" xmlns:w16sdtfl="http://schemas.microsoft.com/office/word/2024/wordml/sdtformatlock" xmlns:w16se="http://schemas.microsoft.com/office/word/2015/wordml/symex" xmlns:wpg="http://schemas.microsoft.com/office/word/2010/wordprocessingGroup" xmlns:wpi="http://schemas.microsoft.com/office/word/2010/wordprocessingInk" xmlns:wne="http://schemas.microsoft.com/office/word/2006/wordml" xmlns:wps="http://schemas.microsoft.com/office/word/2010/wordprocessingShape" mc:Ignorable="w14 w15 w16se w16cid w16 w16cex w16sdtdh w16sdtfl w16du wp14">
   <w:p>
     <w:pPr>
       <w:pStyle w:val="Header"/>
@@ -680,7 +1042,7 @@
     <w:r>
       <w:tab/>
       <w:tab/>
-      <w:t>2026-06-17</w:t>
+      <w:t>2026-06-18</w:t>
       <w:br/>
       <w:br/>
     </w:r>
@@ -697,7 +1059,7 @@
 </file>
 
 <file path=word/numbering.xml><?xml version="1.0" encoding="utf-8"?>
-<w:numbering xmlns:wpc="http://schemas.microsoft.com/office/word/2010/wordprocessingCanvas" xmlns:cx="http://schemas.microsoft.com/office/drawing/2014/chartex" xmlns:cx1="http://schemas.microsoft.com/office/drawing/2015/9/8/chartex" xmlns:cx2="http://schemas.microsoft.com/office/drawing/2015/10/21/chartex" xmlns:cx3="http://schemas.microsoft.com/office/drawing/2016/5/9/chartex" xmlns:cx4="http://schemas.microsoft.com/office/drawing/2016/5/10/chartex" xmlns:cx5="http://schemas.microsoft.com/office/drawing/2016/5/11/chartex" xmlns:cx6="http://schemas.microsoft.com/office/drawing/2016/5/12/chartex" xmlns:cx7="http://schemas.microsoft.com/office/drawing/2016/5/13/chartex" xmlns:cx8="http://schemas.microsoft.com/office/drawing/2016/5/14/chartex" xmlns:mc="http://schemas.openxmlformats.org/markup-compatibility/2006" xmlns:aink="http://schemas.microsoft.com/office/drawing/2016/ink" xmlns:am3d="http://schemas.microsoft.com/office/drawing/2017/model3d" xmlns:o="urn:schemas-microsoft-com:office:office" xmlns:oel="http://schemas.microsoft.com/office/2019/extlst" xmlns:r="http://schemas.openxmlformats.org/officeDocument/2006/relationships" xmlns:m="http://schemas.openxmlformats.org/officeDocument/2006/math" xmlns:v="urn:schemas-microsoft-com:vml" xmlns:wp14="http://schemas.microsoft.com/office/word/2010/wordprocessingDrawing" xmlns:wp="http://schemas.openxmlformats.org/drawingml/2006/wordprocessingDrawing" xmlns:w10="urn:schemas-microsoft-com:office:word" xmlns:w="http://schemas.openxmlformats.org/wordprocessingml/2006/main" xmlns:w14="http://schemas.microsoft.com/office/word/2010/wordml" xmlns:w15="http://schemas.microsoft.com/office/word/2012/wordml" xmlns:w16cex="http://schemas.microsoft.com/office/word/2018/wordml/cex" xmlns:w16cid="http://schemas.microsoft.com/office/word/2016/wordml/cid" xmlns:w16="http://schemas.microsoft.com/office/word/2018/wordml" xmlns:w16sdtdh="http://schemas.microsoft.com/office/word/2020/wordml/sdtdatahash" xmlns:w16se="http://schemas.microsoft.com/office/word/2015/wordml/symex" xmlns:wpg="http://schemas.microsoft.com/office/word/2010/wordprocessingGroup" xmlns:wpi="http://schemas.microsoft.com/office/word/2010/wordprocessingInk" xmlns:wne="http://schemas.microsoft.com/office/word/2006/wordml" xmlns:wps="http://schemas.microsoft.com/office/word/2010/wordprocessingShape" mc:Ignorable="w14 w15 w16se w16cid w16 w16cex w16sdtdh wp14">
+<w:numbering xmlns:wpc="http://schemas.microsoft.com/office/word/2010/wordprocessingCanvas" xmlns:cx="http://schemas.microsoft.com/office/drawing/2014/chartex" xmlns:cx1="http://schemas.microsoft.com/office/drawing/2015/9/8/chartex" xmlns:cx2="http://schemas.microsoft.com/office/drawing/2015/10/21/chartex" xmlns:cx3="http://schemas.microsoft.com/office/drawing/2016/5/9/chartex" xmlns:cx4="http://schemas.microsoft.com/office/drawing/2016/5/10/chartex" xmlns:cx5="http://schemas.microsoft.com/office/drawing/2016/5/11/chartex" xmlns:cx6="http://schemas.microsoft.com/office/drawing/2016/5/12/chartex" xmlns:cx7="http://schemas.microsoft.com/office/drawing/2016/5/13/chartex" xmlns:cx8="http://schemas.microsoft.com/office/drawing/2016/5/14/chartex" xmlns:mc="http://schemas.openxmlformats.org/markup-compatibility/2006" xmlns:aink="http://schemas.microsoft.com/office/drawing/2016/ink" xmlns:am3d="http://schemas.microsoft.com/office/drawing/2017/model3d" xmlns:o="urn:schemas-microsoft-com:office:office" xmlns:oel="http://schemas.microsoft.com/office/2019/extlst" xmlns:r="http://schemas.openxmlformats.org/officeDocument/2006/relationships" xmlns:m="http://schemas.openxmlformats.org/officeDocument/2006/math" xmlns:v="urn:schemas-microsoft-com:vml" xmlns:wp14="http://schemas.microsoft.com/office/word/2010/wordprocessingDrawing" xmlns:wp="http://schemas.openxmlformats.org/drawingml/2006/wordprocessingDrawing" xmlns:w10="urn:schemas-microsoft-com:office:word" xmlns:w="http://schemas.openxmlformats.org/wordprocessingml/2006/main" xmlns:w14="http://schemas.microsoft.com/office/word/2010/wordml" xmlns:w15="http://schemas.microsoft.com/office/word/2012/wordml" xmlns:w16cex="http://schemas.microsoft.com/office/word/2018/wordml/cex" xmlns:w16cid="http://schemas.microsoft.com/office/word/2016/wordml/cid" xmlns:w16="http://schemas.microsoft.com/office/word/2018/wordml" xmlns:w16du="http://schemas.microsoft.com/office/word/2023/wordml/word16du" xmlns:w16sdtdh="http://schemas.microsoft.com/office/word/2020/wordml/sdtdatahash" xmlns:w16sdtfl="http://schemas.microsoft.com/office/word/2024/wordml/sdtformatlock" xmlns:w16se="http://schemas.microsoft.com/office/word/2015/wordml/symex" xmlns:wpg="http://schemas.microsoft.com/office/word/2010/wordprocessingGroup" xmlns:wpi="http://schemas.microsoft.com/office/word/2010/wordprocessingInk" xmlns:wne="http://schemas.microsoft.com/office/word/2006/wordml" xmlns:wps="http://schemas.microsoft.com/office/word/2010/wordprocessingShape" mc:Ignorable="w14 w15 w16se w16cid w16 w16cex w16sdtdh w16sdtfl w16du wp14">
   <w:abstractNum w:abstractNumId="0" w15:restartNumberingAfterBreak="0">
     <w:nsid w:val="FFFFFF7C"/>
     <w:multiLevelType w:val="singleLevel"/>
@@ -900,7 +1262,7 @@
 </file>
 
 <file path=word/styles.xml><?xml version="1.0" encoding="utf-8"?>
-<w:styles xmlns:mc="http://schemas.openxmlformats.org/markup-compatibility/2006" xmlns:r="http://schemas.openxmlformats.org/officeDocument/2006/relationships" xmlns:w="http://schemas.openxmlformats.org/wordprocessingml/2006/main" xmlns:w14="http://schemas.microsoft.com/office/word/2010/wordml" xmlns:w15="http://schemas.microsoft.com/office/word/2012/wordml" xmlns:w16cex="http://schemas.microsoft.com/office/word/2018/wordml/cex" xmlns:w16cid="http://schemas.microsoft.com/office/word/2016/wordml/cid" xmlns:w16="http://schemas.microsoft.com/office/word/2018/wordml" xmlns:w16sdtdh="http://schemas.microsoft.com/office/word/2020/wordml/sdtdatahash" xmlns:w16se="http://schemas.microsoft.com/office/word/2015/wordml/symex" mc:Ignorable="w14 w15 w16se w16cid w16 w16cex w16sdtdh">
+<w:styles xmlns:mc="http://schemas.openxmlformats.org/markup-compatibility/2006" xmlns:r="http://schemas.openxmlformats.org/officeDocument/2006/relationships" xmlns:w="http://schemas.openxmlformats.org/wordprocessingml/2006/main" xmlns:w14="http://schemas.microsoft.com/office/word/2010/wordml" xmlns:w15="http://schemas.microsoft.com/office/word/2012/wordml" xmlns:w16cex="http://schemas.microsoft.com/office/word/2018/wordml/cex" xmlns:w16cid="http://schemas.microsoft.com/office/word/2016/wordml/cid" xmlns:w16="http://schemas.microsoft.com/office/word/2018/wordml" xmlns:w16du="http://schemas.microsoft.com/office/word/2023/wordml/word16du" xmlns:w16sdtdh="http://schemas.microsoft.com/office/word/2020/wordml/sdtdatahash" xmlns:w16sdtfl="http://schemas.microsoft.com/office/word/2024/wordml/sdtformatlock" xmlns:w16se="http://schemas.microsoft.com/office/word/2015/wordml/symex" mc:Ignorable="w14 w15 w16se w16cid w16 w16cex w16sdtdh w16sdtfl w16du">
   <w:docDefaults>
     <w:rPrDefault>
       <w:rPr>
@@ -1658,7 +2020,7 @@
     <w:link w:val="TitleChar"/>
     <w:uiPriority w:val="10"/>
     <w:qFormat/>
-    <w:rsid w:val="007106C8"/>
+    <w:rsid w:val="00E854FA"/>
     <w:pPr>
       <w:spacing w:after="300" w:line="240" w:lineRule="auto"/>
       <w:contextualSpacing/>
@@ -1668,7 +2030,7 @@
       <w:rFonts w:eastAsiaTheme="majorEastAsia" w:cstheme="majorBidi"/>
       <w:spacing w:val="5"/>
       <w:kern w:val="28"/>
-      <w:sz w:val="52"/>
+      <w:sz w:val="40"/>
       <w:szCs w:val="52"/>
       <w:lang w:val="sv-SE" w:eastAsia="en-US" w:bidi="ar-SA"/>
     </w:rPr>
@@ -1678,12 +2040,12 @@
     <w:basedOn w:val="DefaultParagraphFont"/>
     <w:link w:val="Title"/>
     <w:uiPriority w:val="10"/>
-    <w:rsid w:val="007106C8"/>
+    <w:rsid w:val="00E854FA"/>
     <w:rPr>
       <w:rFonts w:ascii="Times New Roman" w:eastAsiaTheme="majorEastAsia" w:hAnsi="Times New Roman" w:cstheme="majorBidi"/>
       <w:spacing w:val="5"/>
       <w:kern w:val="28"/>
-      <w:sz w:val="52"/>
+      <w:sz w:val="40"/>
       <w:szCs w:val="52"/>
       <w:lang w:val="sv-SE" w:eastAsia="en-US" w:bidi="ar-SA"/>
     </w:rPr>

--- a/klagomål/A 57459-2025 FSC-klagomål.docx
+++ b/klagomål/A 57459-2025 FSC-klagomål.docx
@@ -1042,7 +1042,7 @@
     <w:r>
       <w:tab/>
       <w:tab/>
-      <w:t>2026-06-18</w:t>
+      <w:t>2026-06-19</w:t>
       <w:br/>
       <w:br/>
     </w:r>

--- a/klagomål/A 57459-2025 FSC-klagomål.docx
+++ b/klagomål/A 57459-2025 FSC-klagomål.docx
@@ -1042,7 +1042,7 @@
     <w:r>
       <w:tab/>
       <w:tab/>
-      <w:t>2026-06-19</w:t>
+      <w:t>2026-06-20</w:t>
       <w:br/>
       <w:br/>
     </w:r>

--- a/klagomål/A 57459-2025 FSC-klagomål.docx
+++ b/klagomål/A 57459-2025 FSC-klagomål.docx
@@ -168,38 +168,7 @@
     </w:p>
     <w:p>
       <w:r>
-        <w:t>Detta dokument behandlar höga naturvärden i avverkningsanmälan A 57459-2025 i Strömsunds kommun som inkom 2025-11-19 och omfattar 7,8 ha.</w:t>
-      </w:r>
-    </w:p>
-    <w:p>
-      <w:r>
-        <w:t>Nedan presenteras fynd av naturvårdsarter som gjorts i det avverkningsanmälda området, samt relevanta utdrag ur standarderna för FSC, Chain of Custody, Controlled Wood och PEFC. I BILAGA 1 finns artfakta om rödlistade arter.</w:t>
-      </w:r>
-    </w:p>
-    <w:p>
-      <w:r>
-        <w:t>Vi förväntar oss att ni återkommer med ett skriftligt svar på vårt klagomål och även beskriver vilka korrigerande åtgärder ni satt in för att rätta till identifierade brister i er efterlevnad av den svenska FSC standarden.</w:t>
-      </w:r>
-    </w:p>
-    <w:p>
-      <w:pPr>
-        <w:pStyle w:val="Heading1"/>
-      </w:pPr>
-      <w:r>
-        <w:t>Naturvårdsarter</w:t>
-      </w:r>
-    </w:p>
-    <w:p>
-      <w:r>
-        <w:t>I och inom 22 meter från avverkningsanmälan har följande 7 naturvårdsarter hittats: blackticka (VU), garnlav (VU, T), lunglav (NT, T), skrovellav (NT, T), bårdlav (S, T), skinnlav (S, T) och stuplav (S, T). Av dessa är 4 rödlistade. För rödlistade arter har rödlistekategorin angivits inom parentes. Arter som är signalarter enligt Skogsstyrelsen har markerats med (S). Typiska arter inom Natura 2000 som är kopplade till skogsekosystem har markerats med (T).</w:t>
-      </w:r>
-    </w:p>
-    <w:p>
-      <w:r>
-        <w:t>De påträffade naturvårdsarterna är ett tydligt kvitto på att det rör sig om en skog med höga naturvärden.</w:t>
-      </w:r>
-      <w:r>
-        <w:t xml:space="preserve"> I Figur 1 visas fyndplatser för naturvårdsarter i området, som finns registrerade på Artportalen.</w:t>
+        <w:t>Detta klagomål behandlar höga naturvärden i avverkningsanmälan A 57459-2025 i Strömsunds kommun som inkom 2025-11-19 och omfattar 7,8 ha.</w:t>
       </w:r>
     </w:p>
     <w:p>
@@ -247,7 +216,35 @@
         <w:spacing w:after="240"/>
       </w:pPr>
       <w:r>
-        <w:t>Figur 1. Fyndplatser för naturvårdsarter i och inom 22 meter från avverkningsanmälan (röd linje). Markörer utan svart kant är placerade på fyndplatsen. Markörer med svart kant är placerade vid sidan av fyndplatsen och har ett svart streck som visar fyndplatsens exakta position. Kartans mittpunktskoordinat är N 7129313, E 526871 i SWEREF 99 TM.</w:t>
+        <w:t>Figur 1. Fyndplatser för naturvårdsarter i och inom 22 meter från avverkningsanmälan. Markörer utan svart kant är placerade på fyndplatsen. Markörer med svart kant är placerade vid sidan av fyndplatsen har ett svart streck som visar fyndplatsens exakta position. Kartans mittpunktskoordinat är N 7129313, E 526871 i SWEREF 99 TM.</w:t>
+      </w:r>
+    </w:p>
+    <w:p>
+      <w:r>
+        <w:t>I och inom 22 meter från avverkningsanmälan finns fynd av 7 naturvårdsarter, varav 4 är rödlistade, 6 är typiska (T) och 3 är signalarter (S): blackticka (VU), garnlav (VU, T), lunglav (NT, T), skrovellav (NT, T), bårdlav (S, T), skinnlav (S, T) och stuplav (S, T). Se Figur 1.</w:t>
+      </w:r>
+    </w:p>
+    <w:p>
+      <w:r>
+        <w:t>Nedan presenteras relevanta utdrag ur standarderna för FSC, Chain of Custody, Controlled Wood och PEFC.</w:t>
+      </w:r>
+    </w:p>
+    <w:p>
+      <w:r>
+        <w:t>Vi förväntar oss att ni återkommer med ett skriftligt svar på vårt klagomål och även beskriver vilka korrigerande åtgärder ni satt in för att rätta till identifierade brister i er efterlevnad av den svenska FSC standarden.</w:t>
+      </w:r>
+    </w:p>
+    <w:p>
+      <w:pPr>
+        <w:pStyle w:val="Heading1"/>
+      </w:pPr>
+      <w:r>
+        <w:t>Naturvårdsarter och fridlysta arter</w:t>
+      </w:r>
+    </w:p>
+    <w:p>
+      <w:r>
+        <w:t>Nedan följer beskrivningar av de naturvårdsarter och fridlysta arter som har sina livsmiljöer och växtplatser i den avverkningsanmälda skogen. Se även ytterligare artfakta i BILAGA 1. De påträffade naturvårdsarterna är ett tydligt kvitto på att det rör sig om en skog med höga naturvärden.</w:t>
       </w:r>
     </w:p>
     <w:p>
@@ -266,6 +263,138 @@
         <w:rPr>
           <w:b/>
         </w:rPr>
+        <w:t>Garnlav (VU)</w:t>
+      </w:r>
+      <w:r>
+        <w:t xml:space="preserve"> är en utpräglad barrskogsart som ibland kan drapera träden i norrländska grannaturskogar med hög luftfuktighet. Den förekommer även i talldominerade bestånd där den, förutom i trädens grenverk, påträffas hängande över ojämnheter i tallbarken. Arten har minskat starkt i södra och mellersta Sverige och den minskar även i sitt nordliga utbredningsområde. Minskningstakten uppgår till 30 (20–50) % inom 50 år och överstiger gränsvärdet för Sårbar (VU). Orsaken till tillbakagången beror främst på slutavverkningar av naturskogsartade skogar. Bestånd med riklig förekomst bör regelmässigt sparas, vilket även gynnar flera andra sällsynta och rödlistade arter. Garnlav är värdväxt för den mycket sällsynta och akut hotade fjärilen barrskogslavfly (CR) som hör hemma i boreala barrskogar med riklig förekomst av värdväxten. Tidigare kunde arten konstateras årligen på flera platser vid Dala-Floda i Dalarna innan lokalerna kalavverkades. Senaste fyndet i landet av barrskogslavfly är från år 2000 då den påträffades vid Högberget i Sollefteå kommun. Garnlav är typisk art för </w:t>
+      </w:r>
+      <w:r>
+        <w:rPr>
+          <w:i/>
+        </w:rPr>
+        <w:t xml:space="preserve">9010 Taiga </w:t>
+      </w:r>
+      <w:r>
+        <w:t>och</w:t>
+      </w:r>
+      <w:r>
+        <w:rPr>
+          <w:i/>
+        </w:rPr>
+        <w:t xml:space="preserve"> 9070 Trädklädd betesmark</w:t>
+      </w:r>
+      <w:r>
+        <w:t xml:space="preserve"> (SLU Artdatabanken, 2026).</w:t>
+      </w:r>
+    </w:p>
+    <w:p>
+      <w:r>
+        <w:rPr>
+          <w:b/>
+        </w:rPr>
+        <w:t>Lunglav (NT)</w:t>
+      </w:r>
+      <w:r>
+        <w:t xml:space="preserve"> är en av vårt lands främsta signalarter som överallt indikerar gamla lövträd, skogsbestånd med höga naturvärden och ekosystem med långskoglig kontinuitet. Lokalt kan förekomsten vara mycket riklig men den hittas nästan enbart i gamla och ej slutavverkade skogar. Artens samtliga förekomster bör uppmärksammas från naturvårdssynpunkt, då många lokaler även hyser andra ovanliga och rödlistade arter. Rikliga förekomster bör skyddas med biotopskydd, frivilliga avsättningar eller reservat. På lunglav kan de sällsynta lavparasiterna lunglavshårprick (CR), </w:t>
+      </w:r>
+      <w:r>
+        <w:rPr>
+          <w:i/>
+        </w:rPr>
+        <w:t>Abrothallus diederichii</w:t>
+      </w:r>
+      <w:r>
+        <w:t xml:space="preserve"> (VU), </w:t>
+      </w:r>
+      <w:r>
+        <w:rPr>
+          <w:i/>
+        </w:rPr>
+        <w:t>Abrothallus lobariae</w:t>
+      </w:r>
+      <w:r>
+        <w:t xml:space="preserve"> (VU), </w:t>
+      </w:r>
+      <w:r>
+        <w:rPr>
+          <w:i/>
+        </w:rPr>
+        <w:t>Calycina lobariae</w:t>
+      </w:r>
+      <w:r>
+        <w:t xml:space="preserve"> (VU), lunglavsknapp (VU) och skrovelmössing (VU) påträffas. Lunglav är typisk art för </w:t>
+      </w:r>
+      <w:r>
+        <w:rPr>
+          <w:i/>
+        </w:rPr>
+        <w:t>9010 Taiga, 9020 Nordlig ädellövskog, 9110 Näringsfattig bokskog, 9130 Näringsrik bokskog, 9160 Näringsrik ekskog, 9180 Ädellövskog i branter, 9190 Näringsfattig ekskog, 9070 Trädklädd betesmark, 9040 Fjällbjörkskog</w:t>
+      </w:r>
+      <w:r>
+        <w:t xml:space="preserve"> och</w:t>
+      </w:r>
+      <w:r>
+        <w:rPr>
+          <w:i/>
+        </w:rPr>
+        <w:t xml:space="preserve"> 6530 Lövängar</w:t>
+      </w:r>
+      <w:r>
+        <w:t xml:space="preserve"> (SLU Artdatabanken, 2026; Nitare &amp; Skogsstyrelsen, 2019).</w:t>
+      </w:r>
+    </w:p>
+    <w:p>
+      <w:r>
+        <w:rPr>
+          <w:b/>
+        </w:rPr>
+        <w:t>Skrovellav (NT)</w:t>
+      </w:r>
+      <w:r>
+        <w:t xml:space="preserve"> växer på gamla lövträd och på klippor i gamla skogar med hög och jämn luftfuktighet. Slutavverkning av kontinuitetsskog utgör det största hotet och lavens fortsatta förekomst bör säkerställas genom att lokaler med äldre skog skyddas. I områden med mycket hög luftfuktighet kan man på bålen av skrovellav finna de sällsynta parasitsvamparna skrovellavsknapp (EN), </w:t>
+      </w:r>
+      <w:r>
+        <w:rPr>
+          <w:i/>
+        </w:rPr>
+        <w:t>Catillaria lobariicola</w:t>
+      </w:r>
+      <w:r>
+        <w:t xml:space="preserve"> (VU) och </w:t>
+      </w:r>
+      <w:r>
+        <w:rPr>
+          <w:i/>
+        </w:rPr>
+        <w:t>Merismatium lobariae</w:t>
+      </w:r>
+      <w:r>
+        <w:t xml:space="preserve"> (DD). Skrovellav är typisk art för </w:t>
+      </w:r>
+      <w:r>
+        <w:rPr>
+          <w:i/>
+        </w:rPr>
+        <w:t xml:space="preserve">9010 Taiga, 9020 Nordlig ädellövskog, 9040 Fjällbjörkskog, 9070 Trädklädd betesmark, 9160 Näringsrik ekskog, 9180 Ädellövskog i branter, 9190 Näringsfattig ekskog, 8210 Kalkbranter </w:t>
+      </w:r>
+      <w:r>
+        <w:t xml:space="preserve">och </w:t>
+      </w:r>
+      <w:r>
+        <w:rPr>
+          <w:i/>
+        </w:rPr>
+        <w:t>6530 Lövängar</w:t>
+      </w:r>
+      <w:r>
+        <w:t xml:space="preserve"> (SLU Artdatabanken, 2026; Nitare &amp; Skogsstyrelsen, 2019).</w:t>
+      </w:r>
+    </w:p>
+    <w:p>
+      <w:r>
+        <w:rPr>
+          <w:b/>
+        </w:rPr>
         <w:t>Bårdlav</w:t>
       </w:r>
       <w:r>
@@ -313,91 +442,6 @@
         <w:rPr>
           <w:b/>
         </w:rPr>
-        <w:t>Garnlav (VU)</w:t>
-      </w:r>
-      <w:r>
-        <w:t xml:space="preserve"> är en utpräglad barrskogsart som ibland kan drapera träden i norrländska grannaturskogar med hög luftfuktighet. Den förekommer även i talldominerade bestånd där den, förutom i trädens grenverk, påträffas hängande över ojämnheter i tallbarken. Arten har minskat starkt i södra och mellersta Sverige och den minskar även i sitt nordliga utbredningsområde. Minskningstakten uppgår till 30 (20–50) % inom 50 år och överstiger gränsvärdet för Sårbar (VU). Orsaken till tillbakagången beror främst på slutavverkningar av naturskogsartade skogar. Bestånd med riklig förekomst bör regelmässigt sparas, vilket även gynnar flera andra sällsynta och rödlistade arter. Garnlav är värdväxt för den mycket sällsynta och akut hotade fjärilen barrskogslavfly (CR) som hör hemma i boreala barrskogar med riklig förekomst av värdväxten. Tidigare kunde arten konstateras årligen på flera platser vid Dala-Floda i Dalarna innan lokalerna kalavverkades. Senaste fyndet i landet av barrskogslavfly är från år 2000 då den påträffades vid Högberget i Sollefteå kommun. Garnlav är typisk art för </w:t>
-      </w:r>
-      <w:r>
-        <w:rPr>
-          <w:i/>
-        </w:rPr>
-        <w:t xml:space="preserve">9010 Taiga </w:t>
-      </w:r>
-      <w:r>
-        <w:t>och</w:t>
-      </w:r>
-      <w:r>
-        <w:rPr>
-          <w:i/>
-        </w:rPr>
-        <w:t xml:space="preserve"> 9070 Trädklädd betesmark</w:t>
-      </w:r>
-      <w:r>
-        <w:t xml:space="preserve"> (SLU Artdatabanken, 2026).</w:t>
-      </w:r>
-    </w:p>
-    <w:p>
-      <w:r>
-        <w:rPr>
-          <w:b/>
-        </w:rPr>
-        <w:t>Lunglav (NT)</w:t>
-      </w:r>
-      <w:r>
-        <w:t xml:space="preserve"> är en av vårt lands främsta signalarter som överallt indikerar gamla lövträd, skogsbestånd med höga naturvärden och ekosystem med långskoglig kontinuitet. Lokalt kan förekomsten vara mycket riklig men den hittas nästan enbart i gamla och ej slutavverkade skogar. Artens samtliga förekomster bör uppmärksammas från naturvårdssynpunkt, då många lokaler även hyser andra ovanliga och rödlistade arter. Rikliga förekomster bör skyddas med biotopskydd, frivilliga avsättningar eller reservat. På lunglav kan de sällsynta lavparasiterna lunglavshårprick (CR), </w:t>
-      </w:r>
-      <w:r>
-        <w:rPr>
-          <w:i/>
-        </w:rPr>
-        <w:t>Abrothallus diederichii</w:t>
-      </w:r>
-      <w:r>
-        <w:t xml:space="preserve"> (VU), </w:t>
-      </w:r>
-      <w:r>
-        <w:rPr>
-          <w:i/>
-        </w:rPr>
-        <w:t>Abrothallus lobariae</w:t>
-      </w:r>
-      <w:r>
-        <w:t xml:space="preserve"> (VU), </w:t>
-      </w:r>
-      <w:r>
-        <w:rPr>
-          <w:i/>
-        </w:rPr>
-        <w:t>Calycina lobariae</w:t>
-      </w:r>
-      <w:r>
-        <w:t xml:space="preserve"> (VU), lunglavsknapp (VU) och skrovelmössing (VU) påträffas. Lunglav är typisk art för </w:t>
-      </w:r>
-      <w:r>
-        <w:rPr>
-          <w:i/>
-        </w:rPr>
-        <w:t>9010 Taiga, 9020 Nordlig ädellövskog, 9110 Näringsfattig bokskog, 9130 Näringsrik bokskog, 9160 Näringsrik ekskog, 9180 Ädellövskog i branter, 9190 Näringsfattig ekskog, 9070 Trädklädd betesmark, 9040 Fjällbjörkskog</w:t>
-      </w:r>
-      <w:r>
-        <w:t xml:space="preserve"> och</w:t>
-      </w:r>
-      <w:r>
-        <w:rPr>
-          <w:i/>
-        </w:rPr>
-        <w:t xml:space="preserve"> 6530 Lövängar</w:t>
-      </w:r>
-      <w:r>
-        <w:t xml:space="preserve"> (SLU Artdatabanken, 2026; Nitare &amp; Skogsstyrelsen, 2019).</w:t>
-      </w:r>
-    </w:p>
-    <w:p>
-      <w:r>
-        <w:rPr>
-          <w:b/>
-        </w:rPr>
         <w:t xml:space="preserve">Skinnlav </w:t>
       </w:r>
       <w:r>
@@ -420,53 +464,6 @@
       </w:r>
       <w:r>
         <w:t>(Nitare &amp; Skogsstyrelsen, 2019; SLU Artdatabanken, 2025).</w:t>
-      </w:r>
-    </w:p>
-    <w:p>
-      <w:r>
-        <w:rPr>
-          <w:b/>
-        </w:rPr>
-        <w:t>Skrovellav (NT)</w:t>
-      </w:r>
-      <w:r>
-        <w:t xml:space="preserve"> växer på gamla lövträd och på klippor i gamla skogar med hög och jämn luftfuktighet. Slutavverkning av kontinuitetsskog utgör det största hotet och lavens fortsatta förekomst bör säkerställas genom att lokaler med äldre skog skyddas. I områden med mycket hög luftfuktighet kan man på bålen av skrovellav finna de sällsynta parasitsvamparna skrovellavsknapp (EN), </w:t>
-      </w:r>
-      <w:r>
-        <w:rPr>
-          <w:i/>
-        </w:rPr>
-        <w:t>Catillaria lobariicola</w:t>
-      </w:r>
-      <w:r>
-        <w:t xml:space="preserve"> (VU) och </w:t>
-      </w:r>
-      <w:r>
-        <w:rPr>
-          <w:i/>
-        </w:rPr>
-        <w:t>Merismatium lobariae</w:t>
-      </w:r>
-      <w:r>
-        <w:t xml:space="preserve"> (DD). Skrovellav är typisk art för </w:t>
-      </w:r>
-      <w:r>
-        <w:rPr>
-          <w:i/>
-        </w:rPr>
-        <w:t xml:space="preserve">9010 Taiga, 9020 Nordlig ädellövskog, 9040 Fjällbjörkskog, 9070 Trädklädd betesmark, 9160 Näringsrik ekskog, 9180 Ädellövskog i branter, 9190 Näringsfattig ekskog, 8210 Kalkbranter </w:t>
-      </w:r>
-      <w:r>
-        <w:t xml:space="preserve">och </w:t>
-      </w:r>
-      <w:r>
-        <w:rPr>
-          <w:i/>
-        </w:rPr>
-        <w:t>6530 Lövängar</w:t>
-      </w:r>
-      <w:r>
-        <w:t xml:space="preserve"> (SLU Artdatabanken, 2026; Nitare &amp; Skogsstyrelsen, 2019).</w:t>
       </w:r>
     </w:p>
     <w:p>
@@ -1042,7 +1039,7 @@
     <w:r>
       <w:tab/>
       <w:tab/>
-      <w:t>2026-06-20</w:t>
+      <w:t>2026-06-21</w:t>
       <w:br/>
       <w:br/>
     </w:r>

--- a/klagomål/A 57459-2025 FSC-klagomål.docx
+++ b/klagomål/A 57459-2025 FSC-klagomål.docx
@@ -1039,7 +1039,7 @@
     <w:r>
       <w:tab/>
       <w:tab/>
-      <w:t>2026-06-21</w:t>
+      <w:t>2026-06-22</w:t>
       <w:br/>
       <w:br/>
     </w:r>

--- a/klagomål/A 57459-2025 FSC-klagomål.docx
+++ b/klagomål/A 57459-2025 FSC-klagomål.docx
@@ -1039,7 +1039,7 @@
     <w:r>
       <w:tab/>
       <w:tab/>
-      <w:t>2026-06-22</w:t>
+      <w:t>2026-06-23</w:t>
       <w:br/>
       <w:br/>
     </w:r>

--- a/klagomål/A 57459-2025 FSC-klagomål.docx
+++ b/klagomål/A 57459-2025 FSC-klagomål.docx
@@ -1039,7 +1039,7 @@
     <w:r>
       <w:tab/>
       <w:tab/>
-      <w:t>2026-06-23</w:t>
+      <w:t>2026-06-24</w:t>
       <w:br/>
       <w:br/>
     </w:r>

--- a/klagomål/A 57459-2025 FSC-klagomål.docx
+++ b/klagomål/A 57459-2025 FSC-klagomål.docx
@@ -1039,7 +1039,7 @@
     <w:r>
       <w:tab/>
       <w:tab/>
-      <w:t>2026-06-24</w:t>
+      <w:t>2026-06-25</w:t>
       <w:br/>
       <w:br/>
     </w:r>

--- a/klagomål/A 57459-2025 FSC-klagomål.docx
+++ b/klagomål/A 57459-2025 FSC-klagomål.docx
@@ -1039,7 +1039,7 @@
     <w:r>
       <w:tab/>
       <w:tab/>
-      <w:t>2026-06-25</w:t>
+      <w:t>2026-06-26</w:t>
       <w:br/>
       <w:br/>
     </w:r>

--- a/klagomål/A 57459-2025 FSC-klagomål.docx
+++ b/klagomål/A 57459-2025 FSC-klagomål.docx
@@ -1039,7 +1039,7 @@
     <w:r>
       <w:tab/>
       <w:tab/>
-      <w:t>2026-06-26</w:t>
+      <w:t>2026-06-27</w:t>
       <w:br/>
       <w:br/>
     </w:r>

--- a/klagomål/A 57459-2025 FSC-klagomål.docx
+++ b/klagomål/A 57459-2025 FSC-klagomål.docx
@@ -1039,7 +1039,7 @@
     <w:r>
       <w:tab/>
       <w:tab/>
-      <w:t>2026-06-27</w:t>
+      <w:t>2026-06-28</w:t>
       <w:br/>
       <w:br/>
     </w:r>

--- a/klagomål/A 57459-2025 FSC-klagomål.docx
+++ b/klagomål/A 57459-2025 FSC-klagomål.docx
@@ -1039,7 +1039,7 @@
     <w:r>
       <w:tab/>
       <w:tab/>
-      <w:t>2026-06-28</w:t>
+      <w:t>2026-06-29</w:t>
       <w:br/>
       <w:br/>
     </w:r>

--- a/klagomål/A 57459-2025 FSC-klagomål.docx
+++ b/klagomål/A 57459-2025 FSC-klagomål.docx
@@ -1039,7 +1039,7 @@
     <w:r>
       <w:tab/>
       <w:tab/>
-      <w:t>2026-06-29</w:t>
+      <w:t>2026-06-30</w:t>
       <w:br/>
       <w:br/>
     </w:r>

--- a/klagomål/A 57459-2025 FSC-klagomål.docx
+++ b/klagomål/A 57459-2025 FSC-klagomål.docx
@@ -1039,7 +1039,7 @@
     <w:r>
       <w:tab/>
       <w:tab/>
-      <w:t>2026-06-30</w:t>
+      <w:t>2026-07-01</w:t>
       <w:br/>
       <w:br/>
     </w:r>

--- a/klagomål/A 57459-2025 FSC-klagomål.docx
+++ b/klagomål/A 57459-2025 FSC-klagomål.docx
@@ -1039,7 +1039,7 @@
     <w:r>
       <w:tab/>
       <w:tab/>
-      <w:t>2026-07-01</w:t>
+      <w:t>2026-07-02</w:t>
       <w:br/>
       <w:br/>
     </w:r>

--- a/klagomål/A 57459-2025 FSC-klagomål.docx
+++ b/klagomål/A 57459-2025 FSC-klagomål.docx
@@ -1039,7 +1039,7 @@
     <w:r>
       <w:tab/>
       <w:tab/>
-      <w:t>2026-07-13</w:t>
+      <w:t>2026-07-14</w:t>
       <w:br/>
       <w:br/>
     </w:r>

--- a/klagomål/A 57459-2025 FSC-klagomål.docx
+++ b/klagomål/A 57459-2025 FSC-klagomål.docx
@@ -1039,7 +1039,7 @@
     <w:r>
       <w:tab/>
       <w:tab/>
-      <w:t>2026-07-14</w:t>
+      <w:t>2026-07-15</w:t>
       <w:br/>
       <w:br/>
     </w:r>

--- a/klagomål/A 57459-2025 FSC-klagomål.docx
+++ b/klagomål/A 57459-2025 FSC-klagomål.docx
@@ -1039,7 +1039,7 @@
     <w:r>
       <w:tab/>
       <w:tab/>
-      <w:t>2026-07-15</w:t>
+      <w:t>2026-07-16</w:t>
       <w:br/>
       <w:br/>
     </w:r>

--- a/klagomål/A 57459-2025 FSC-klagomål.docx
+++ b/klagomål/A 57459-2025 FSC-klagomål.docx
@@ -1039,7 +1039,7 @@
     <w:r>
       <w:tab/>
       <w:tab/>
-      <w:t>2026-07-16</w:t>
+      <w:t>2026-07-17</w:t>
       <w:br/>
       <w:br/>
     </w:r>

--- a/klagomål/A 57459-2025 FSC-klagomål.docx
+++ b/klagomål/A 57459-2025 FSC-klagomål.docx
@@ -1039,7 +1039,7 @@
     <w:r>
       <w:tab/>
       <w:tab/>
-      <w:t>2026-07-17</w:t>
+      <w:t>2026-07-18</w:t>
       <w:br/>
       <w:br/>
     </w:r>

--- a/klagomål/A 57459-2025 FSC-klagomål.docx
+++ b/klagomål/A 57459-2025 FSC-klagomål.docx
@@ -1039,7 +1039,7 @@
     <w:r>
       <w:tab/>
       <w:tab/>
-      <w:t>2026-07-18</w:t>
+      <w:t>2026-07-19</w:t>
       <w:br/>
       <w:br/>
     </w:r>

--- a/klagomål/A 57459-2025 FSC-klagomål.docx
+++ b/klagomål/A 57459-2025 FSC-klagomål.docx
@@ -1039,7 +1039,7 @@
     <w:r>
       <w:tab/>
       <w:tab/>
-      <w:t>2026-07-19</w:t>
+      <w:t>2026-07-20</w:t>
       <w:br/>
       <w:br/>
     </w:r>

--- a/klagomål/A 57459-2025 FSC-klagomål.docx
+++ b/klagomål/A 57459-2025 FSC-klagomål.docx
@@ -1039,7 +1039,7 @@
     <w:r>
       <w:tab/>
       <w:tab/>
-      <w:t>2026-07-20</w:t>
+      <w:t>2026-07-21</w:t>
       <w:br/>
       <w:br/>
     </w:r>

--- a/klagomål/A 57459-2025 FSC-klagomål.docx
+++ b/klagomål/A 57459-2025 FSC-klagomål.docx
@@ -1039,7 +1039,7 @@
     <w:r>
       <w:tab/>
       <w:tab/>
-      <w:t>2026-07-21</w:t>
+      <w:t>2026-07-22</w:t>
       <w:br/>
       <w:br/>
     </w:r>

--- a/klagomål/A 57459-2025 FSC-klagomål.docx
+++ b/klagomål/A 57459-2025 FSC-klagomål.docx
@@ -1039,7 +1039,7 @@
     <w:r>
       <w:tab/>
       <w:tab/>
-      <w:t>2026-07-22</w:t>
+      <w:t>2026-07-23</w:t>
       <w:br/>
       <w:br/>
     </w:r>

--- a/klagomål/A 57459-2025 FSC-klagomål.docx
+++ b/klagomål/A 57459-2025 FSC-klagomål.docx
@@ -1039,7 +1039,7 @@
     <w:r>
       <w:tab/>
       <w:tab/>
-      <w:t>2026-07-23</w:t>
+      <w:t>2026-07-24</w:t>
       <w:br/>
       <w:br/>
     </w:r>

--- a/klagomål/A 57459-2025 FSC-klagomål.docx
+++ b/klagomål/A 57459-2025 FSC-klagomål.docx
@@ -1039,7 +1039,7 @@
     <w:r>
       <w:tab/>
       <w:tab/>
-      <w:t>2026-07-24</w:t>
+      <w:t>2026-07-25</w:t>
       <w:br/>
       <w:br/>
     </w:r>

--- a/klagomål/A 57459-2025 FSC-klagomål.docx
+++ b/klagomål/A 57459-2025 FSC-klagomål.docx
@@ -1039,7 +1039,7 @@
     <w:r>
       <w:tab/>
       <w:tab/>
-      <w:t>2026-07-25</w:t>
+      <w:t>2026-07-26</w:t>
       <w:br/>
       <w:br/>
     </w:r>

--- a/klagomål/A 57459-2025 FSC-klagomål.docx
+++ b/klagomål/A 57459-2025 FSC-klagomål.docx
@@ -1039,7 +1039,7 @@
     <w:r>
       <w:tab/>
       <w:tab/>
-      <w:t>2026-07-26</w:t>
+      <w:t>2026-07-27</w:t>
       <w:br/>
       <w:br/>
     </w:r>

--- a/klagomål/A 57459-2025 FSC-klagomål.docx
+++ b/klagomål/A 57459-2025 FSC-klagomål.docx
@@ -1039,7 +1039,7 @@
     <w:r>
       <w:tab/>
       <w:tab/>
-      <w:t>2026-07-27</w:t>
+      <w:t>2026-07-28</w:t>
       <w:br/>
       <w:br/>
     </w:r>

--- a/klagomål/A 57459-2025 FSC-klagomål.docx
+++ b/klagomål/A 57459-2025 FSC-klagomål.docx
@@ -1039,7 +1039,7 @@
     <w:r>
       <w:tab/>
       <w:tab/>
-      <w:t>2026-07-28</w:t>
+      <w:t>2026-07-29</w:t>
       <w:br/>
       <w:br/>
     </w:r>

--- a/klagomål/A 57459-2025 FSC-klagomål.docx
+++ b/klagomål/A 57459-2025 FSC-klagomål.docx
@@ -1039,7 +1039,7 @@
     <w:r>
       <w:tab/>
       <w:tab/>
-      <w:t>2026-07-29</w:t>
+      <w:t>2026-07-30</w:t>
       <w:br/>
       <w:br/>
     </w:r>

--- a/klagomål/A 57459-2025 FSC-klagomål.docx
+++ b/klagomål/A 57459-2025 FSC-klagomål.docx
@@ -1039,7 +1039,7 @@
     <w:r>
       <w:tab/>
       <w:tab/>
-      <w:t>2026-07-30</w:t>
+      <w:t>2026-07-31</w:t>
       <w:br/>
       <w:br/>
     </w:r>

--- a/klagomål/A 57459-2025 FSC-klagomål.docx
+++ b/klagomål/A 57459-2025 FSC-klagomål.docx
@@ -1039,7 +1039,7 @@
     <w:r>
       <w:tab/>
       <w:tab/>
-      <w:t>2026-07-31</w:t>
+      <w:t>2026-08-01</w:t>
       <w:br/>
       <w:br/>
     </w:r>

--- a/klagomål/A 57459-2025 FSC-klagomål.docx
+++ b/klagomål/A 57459-2025 FSC-klagomål.docx
@@ -1039,7 +1039,7 @@
     <w:r>
       <w:tab/>
       <w:tab/>
-      <w:t>2026-08-01</w:t>
+      <w:t>2026-08-02</w:t>
       <w:br/>
       <w:br/>
     </w:r>

--- a/klagomål/A 57459-2025 FSC-klagomål.docx
+++ b/klagomål/A 57459-2025 FSC-klagomål.docx
@@ -1039,7 +1039,7 @@
     <w:r>
       <w:tab/>
       <w:tab/>
-      <w:t>2026-08-02</w:t>
+      <w:t>2026-08-03</w:t>
       <w:br/>
       <w:br/>
     </w:r>

--- a/klagomål/A 57459-2025 FSC-klagomål.docx
+++ b/klagomål/A 57459-2025 FSC-klagomål.docx
@@ -1039,7 +1039,7 @@
     <w:r>
       <w:tab/>
       <w:tab/>
-      <w:t>2026-08-03</w:t>
+      <w:t>2026-08-05</w:t>
       <w:br/>
       <w:br/>
     </w:r>

--- a/klagomål/A 57459-2025 FSC-klagomål.docx
+++ b/klagomål/A 57459-2025 FSC-klagomål.docx
@@ -1039,7 +1039,7 @@
     <w:r>
       <w:tab/>
       <w:tab/>
-      <w:t>2026-08-05</w:t>
+      <w:t>2026-08-07</w:t>
       <w:br/>
       <w:br/>
     </w:r>

--- a/klagomål/A 57459-2025 FSC-klagomål.docx
+++ b/klagomål/A 57459-2025 FSC-klagomål.docx
@@ -1039,7 +1039,7 @@
     <w:r>
       <w:tab/>
       <w:tab/>
-      <w:t>2026-08-07</w:t>
+      <w:t>2026-08-08</w:t>
       <w:br/>
       <w:br/>
     </w:r>

--- a/klagomål/A 57459-2025 FSC-klagomål.docx
+++ b/klagomål/A 57459-2025 FSC-klagomål.docx
@@ -216,7 +216,7 @@
         <w:spacing w:after="240"/>
       </w:pPr>
       <w:r>
-        <w:t>Figur 1. Fyndplatser för naturvårdsarter i och inom 22 meter från avverkningsanmälan. Markörer utan svart kant är placerade på fyndplatsen. Markörer med svart kant är placerade vid sidan av fyndplatsen har ett svart streck som visar fyndplatsens exakta position. Kartans mittpunktskoordinat är N 7129313, E 526871 i SWEREF 99 TM.</w:t>
+        <w:t>Figur 1. Fyndplatser för naturvårdsarter i och inom 22 meter från avverkningsanmälan. Markörer utan svart kant är placerade på fyndplatsen. Markörer med svart kant är placerade vid sidan av fyndplatsen och har ett svart streck som visar fyndplatsens exakta position. Kartans mittpunktskoordinat är N 7129313, E 526871 i SWEREF 99 TM.</w:t>
       </w:r>
     </w:p>
     <w:p>
@@ -1039,7 +1039,7 @@
     <w:r>
       <w:tab/>
       <w:tab/>
-      <w:t>2026-08-14</w:t>
+      <w:t>2026-08-15</w:t>
       <w:br/>
       <w:br/>
     </w:r>

--- a/klagomål/A 57459-2025 FSC-klagomål.docx
+++ b/klagomål/A 57459-2025 FSC-klagomål.docx
@@ -1039,7 +1039,7 @@
     <w:r>
       <w:tab/>
       <w:tab/>
-      <w:t>2026-08-15</w:t>
+      <w:t>2026-08-16</w:t>
       <w:br/>
       <w:br/>
     </w:r>

--- a/klagomål/A 57459-2025 FSC-klagomål.docx
+++ b/klagomål/A 57459-2025 FSC-klagomål.docx
@@ -1039,7 +1039,7 @@
     <w:r>
       <w:tab/>
       <w:tab/>
-      <w:t>2026-08-16</w:t>
+      <w:t>2026-08-17</w:t>
       <w:br/>
       <w:br/>
     </w:r>

--- a/klagomål/A 57459-2025 FSC-klagomål.docx
+++ b/klagomål/A 57459-2025 FSC-klagomål.docx
@@ -1039,7 +1039,7 @@
     <w:r>
       <w:tab/>
       <w:tab/>
-      <w:t>2026-08-17</w:t>
+      <w:t>2026-08-18</w:t>
       <w:br/>
       <w:br/>
     </w:r>

--- a/klagomål/A 57459-2025 FSC-klagomål.docx
+++ b/klagomål/A 57459-2025 FSC-klagomål.docx
@@ -1039,7 +1039,7 @@
     <w:r>
       <w:tab/>
       <w:tab/>
-      <w:t>2026-08-18</w:t>
+      <w:t>2026-08-19</w:t>
       <w:br/>
       <w:br/>
     </w:r>

--- a/klagomål/A 57459-2025 FSC-klagomål.docx
+++ b/klagomål/A 57459-2025 FSC-klagomål.docx
@@ -1039,7 +1039,7 @@
     <w:r>
       <w:tab/>
       <w:tab/>
-      <w:t>2026-08-19</w:t>
+      <w:t>2026-08-20</w:t>
       <w:br/>
       <w:br/>
     </w:r>

--- a/klagomål/A 57459-2025 FSC-klagomål.docx
+++ b/klagomål/A 57459-2025 FSC-klagomål.docx
@@ -1039,7 +1039,7 @@
     <w:r>
       <w:tab/>
       <w:tab/>
-      <w:t>2026-08-20</w:t>
+      <w:t>2026-08-21</w:t>
       <w:br/>
       <w:br/>
     </w:r>

--- a/klagomål/A 57459-2025 FSC-klagomål.docx
+++ b/klagomål/A 57459-2025 FSC-klagomål.docx
@@ -1039,7 +1039,7 @@
     <w:r>
       <w:tab/>
       <w:tab/>
-      <w:t>2026-08-21</w:t>
+      <w:t>2026-08-22</w:t>
       <w:br/>
       <w:br/>
     </w:r>

--- a/klagomål/A 57459-2025 FSC-klagomål.docx
+++ b/klagomål/A 57459-2025 FSC-klagomål.docx
@@ -1039,7 +1039,7 @@
     <w:r>
       <w:tab/>
       <w:tab/>
-      <w:t>2026-08-22</w:t>
+      <w:t>2026-08-23</w:t>
       <w:br/>
       <w:br/>
     </w:r>

--- a/klagomål/A 57459-2025 FSC-klagomål.docx
+++ b/klagomål/A 57459-2025 FSC-klagomål.docx
@@ -1039,7 +1039,7 @@
     <w:r>
       <w:tab/>
       <w:tab/>
-      <w:t>2026-08-23</w:t>
+      <w:t>2026-08-24</w:t>
       <w:br/>
       <w:br/>
     </w:r>

--- a/klagomål/A 57459-2025 FSC-klagomål.docx
+++ b/klagomål/A 57459-2025 FSC-klagomål.docx
@@ -1039,7 +1039,7 @@
     <w:r>
       <w:tab/>
       <w:tab/>
-      <w:t>2026-08-24</w:t>
+      <w:t>2026-08-25</w:t>
       <w:br/>
       <w:br/>
     </w:r>

--- a/klagomål/A 57459-2025 FSC-klagomål.docx
+++ b/klagomål/A 57459-2025 FSC-klagomål.docx
@@ -1039,7 +1039,7 @@
     <w:r>
       <w:tab/>
       <w:tab/>
-      <w:t>2026-08-25</w:t>
+      <w:t>2026-08-26</w:t>
       <w:br/>
       <w:br/>
     </w:r>

--- a/klagomål/A 57459-2025 FSC-klagomål.docx
+++ b/klagomål/A 57459-2025 FSC-klagomål.docx
@@ -1039,7 +1039,7 @@
     <w:r>
       <w:tab/>
       <w:tab/>
-      <w:t>2026-08-26</w:t>
+      <w:t>2026-08-27</w:t>
       <w:br/>
       <w:br/>
     </w:r>

--- a/klagomål/A 57459-2025 FSC-klagomål.docx
+++ b/klagomål/A 57459-2025 FSC-klagomål.docx
@@ -1039,7 +1039,7 @@
     <w:r>
       <w:tab/>
       <w:tab/>
-      <w:t>2026-08-27</w:t>
+      <w:t>2026-08-28</w:t>
       <w:br/>
       <w:br/>
     </w:r>

--- a/klagomål/A 57459-2025 FSC-klagomål.docx
+++ b/klagomål/A 57459-2025 FSC-klagomål.docx
@@ -1039,7 +1039,7 @@
     <w:r>
       <w:tab/>
       <w:tab/>
-      <w:t>2026-08-28</w:t>
+      <w:t>2026-08-29</w:t>
       <w:br/>
       <w:br/>
     </w:r>

--- a/klagomål/A 57459-2025 FSC-klagomål.docx
+++ b/klagomål/A 57459-2025 FSC-klagomål.docx
@@ -1039,7 +1039,7 @@
     <w:r>
       <w:tab/>
       <w:tab/>
-      <w:t>2026-08-29</w:t>
+      <w:t>2026-08-31</w:t>
       <w:br/>
       <w:br/>
     </w:r>

--- a/klagomål/A 57459-2025 FSC-klagomål.docx
+++ b/klagomål/A 57459-2025 FSC-klagomål.docx
@@ -1039,7 +1039,7 @@
     <w:r>
       <w:tab/>
       <w:tab/>
-      <w:t>2026-08-31</w:t>
+      <w:t>2026-09-01</w:t>
       <w:br/>
       <w:br/>
     </w:r>

--- a/klagomål/A 57459-2025 FSC-klagomål.docx
+++ b/klagomål/A 57459-2025 FSC-klagomål.docx
@@ -1039,7 +1039,7 @@
     <w:r>
       <w:tab/>
       <w:tab/>
-      <w:t>2026-09-01</w:t>
+      <w:t>2026-09-02</w:t>
       <w:br/>
       <w:br/>
     </w:r>

--- a/klagomål/A 57459-2025 FSC-klagomål.docx
+++ b/klagomål/A 57459-2025 FSC-klagomål.docx
@@ -1039,7 +1039,7 @@
     <w:r>
       <w:tab/>
       <w:tab/>
-      <w:t>2026-09-02</w:t>
+      <w:t>2026-09-03</w:t>
       <w:br/>
       <w:br/>
     </w:r>

--- a/klagomål/A 57459-2025 FSC-klagomål.docx
+++ b/klagomål/A 57459-2025 FSC-klagomål.docx
@@ -1039,7 +1039,7 @@
     <w:r>
       <w:tab/>
       <w:tab/>
-      <w:t>2026-09-03</w:t>
+      <w:t>2026-09-04</w:t>
       <w:br/>
       <w:br/>
     </w:r>

--- a/klagomål/A 57459-2025 FSC-klagomål.docx
+++ b/klagomål/A 57459-2025 FSC-klagomål.docx
@@ -1039,7 +1039,7 @@
     <w:r>
       <w:tab/>
       <w:tab/>
-      <w:t>2026-09-04</w:t>
+      <w:t>2026-09-05</w:t>
       <w:br/>
       <w:br/>
     </w:r>

--- a/klagomål/A 57459-2025 FSC-klagomål.docx
+++ b/klagomål/A 57459-2025 FSC-klagomål.docx
@@ -1039,7 +1039,7 @@
     <w:r>
       <w:tab/>
       <w:tab/>
-      <w:t>2026-09-05</w:t>
+      <w:t>2026-09-06</w:t>
       <w:br/>
       <w:br/>
     </w:r>

--- a/klagomål/A 57459-2025 FSC-klagomål.docx
+++ b/klagomål/A 57459-2025 FSC-klagomål.docx
@@ -1039,7 +1039,7 @@
     <w:r>
       <w:tab/>
       <w:tab/>
-      <w:t>2026-09-06</w:t>
+      <w:t>2026-09-07</w:t>
       <w:br/>
       <w:br/>
     </w:r>

--- a/klagomål/A 57459-2025 FSC-klagomål.docx
+++ b/klagomål/A 57459-2025 FSC-klagomål.docx
@@ -1039,7 +1039,7 @@
     <w:r>
       <w:tab/>
       <w:tab/>
-      <w:t>2026-09-07</w:t>
+      <w:t>2026-09-08</w:t>
       <w:br/>
       <w:br/>
     </w:r>

--- a/klagomål/A 57459-2025 FSC-klagomål.docx
+++ b/klagomål/A 57459-2025 FSC-klagomål.docx
@@ -1039,7 +1039,7 @@
     <w:r>
       <w:tab/>
       <w:tab/>
-      <w:t>2026-09-08</w:t>
+      <w:t>2026-09-09</w:t>
       <w:br/>
       <w:br/>
     </w:r>

--- a/klagomål/A 57459-2025 FSC-klagomål.docx
+++ b/klagomål/A 57459-2025 FSC-klagomål.docx
@@ -1039,7 +1039,7 @@
     <w:r>
       <w:tab/>
       <w:tab/>
-      <w:t>2026-09-09</w:t>
+      <w:t>2026-09-10</w:t>
       <w:br/>
       <w:br/>
     </w:r>

--- a/klagomål/A 57459-2025 FSC-klagomål.docx
+++ b/klagomål/A 57459-2025 FSC-klagomål.docx
@@ -1039,7 +1039,7 @@
     <w:r>
       <w:tab/>
       <w:tab/>
-      <w:t>2026-09-10</w:t>
+      <w:t>2026-09-11</w:t>
       <w:br/>
       <w:br/>
     </w:r>

--- a/klagomål/A 57459-2025 FSC-klagomål.docx
+++ b/klagomål/A 57459-2025 FSC-klagomål.docx
@@ -1039,7 +1039,7 @@
     <w:r>
       <w:tab/>
       <w:tab/>
-      <w:t>2026-09-11</w:t>
+      <w:t>2026-09-12</w:t>
       <w:br/>
       <w:br/>
     </w:r>
